--- a/BE/BE6CE/AJP/AjpCh2.docx
+++ b/BE/BE6CE/AJP/AjpCh2.docx
@@ -166,8 +166,13 @@
         <w:t xml:space="preserve"> class acts as the interface between Java applications and JDBC drivers, selecting appropriate drivers based on connection URLs. The typical JDBC URL format is </w:t>
       </w:r>
       <w:proofErr w:type="spellStart"/>
-      <w:r>
-        <w:t>jdbc:subprotocol:subname</w:t>
+      <w:proofErr w:type="gramStart"/>
+      <w:r>
+        <w:t>jdbc:subprotocol</w:t>
+      </w:r>
+      <w:proofErr w:type="gramEnd"/>
+      <w:r>
+        <w:t>:subname</w:t>
       </w:r>
       <w:proofErr w:type="spellEnd"/>
       <w:r>
@@ -185,7 +190,7 @@
     <w:p>
       <w:r>
         <w:pict w14:anchorId="0F06291E">
-          <v:rect id="_x0000_i1121" style="width:0;height:1.5pt" o:hralign="center" o:hrstd="t" o:hr="t" fillcolor="#a0a0a0" stroked="f"/>
+          <v:rect id="_x0000_i1025" style="width:0;height:1.5pt" o:hralign="center" o:hrstd="t" o:hr="t" fillcolor="#a0a0a0" stroked="f"/>
         </w:pict>
       </w:r>
     </w:p>
@@ -270,6 +275,7 @@
         <w:t xml:space="preserve">: Format as </w:t>
       </w:r>
       <w:proofErr w:type="spellStart"/>
+      <w:proofErr w:type="gramStart"/>
       <w:r>
         <w:t>jdbc:mysql</w:t>
       </w:r>
@@ -282,6 +288,7 @@
         <w:t>database_name</w:t>
       </w:r>
       <w:proofErr w:type="spellEnd"/>
+      <w:proofErr w:type="gramEnd"/>
     </w:p>
     <w:p>
       <w:pPr>
@@ -477,10 +484,12 @@
         <w:t xml:space="preserve">The Statement interface is created using </w:t>
       </w:r>
       <w:proofErr w:type="spellStart"/>
+      <w:proofErr w:type="gramStart"/>
       <w:r>
         <w:t>connection.createStatement</w:t>
       </w:r>
       <w:proofErr w:type="spellEnd"/>
+      <w:proofErr w:type="gramEnd"/>
       <w:r>
         <w:t xml:space="preserve">() and executes SQL directly. However, it's vulnerable to SQL injection attacks when incorporating user input. </w:t>
       </w:r>
@@ -493,20 +502,30 @@
         <w:t xml:space="preserve"> addresses this by using parameterized queries where placeholders (?) are replaced with actual values using setter methods like </w:t>
       </w:r>
       <w:proofErr w:type="spellStart"/>
+      <w:proofErr w:type="gramStart"/>
       <w:r>
         <w:t>setString</w:t>
       </w:r>
       <w:proofErr w:type="spellEnd"/>
       <w:r>
-        <w:t xml:space="preserve">(), </w:t>
-      </w:r>
-      <w:proofErr w:type="spellStart"/>
+        <w:t>(</w:t>
+      </w:r>
+      <w:proofErr w:type="gramEnd"/>
+      <w:r>
+        <w:t xml:space="preserve">), </w:t>
+      </w:r>
+      <w:proofErr w:type="spellStart"/>
+      <w:proofErr w:type="gramStart"/>
       <w:r>
         <w:t>setInt</w:t>
       </w:r>
       <w:proofErr w:type="spellEnd"/>
       <w:r>
-        <w:t xml:space="preserve">(), etc. This approach offers significant advantages: </w:t>
+        <w:t>(</w:t>
+      </w:r>
+      <w:proofErr w:type="gramEnd"/>
+      <w:r>
+        <w:t xml:space="preserve">), etc. This approach offers significant advantages: </w:t>
       </w:r>
       <w:proofErr w:type="spellStart"/>
       <w:r>
@@ -588,6 +607,7 @@
         </w:numPr>
       </w:pPr>
       <w:proofErr w:type="spellStart"/>
+      <w:proofErr w:type="gramStart"/>
       <w:r>
         <w:rPr>
           <w:b/>
@@ -601,7 +621,15 @@
           <w:b/>
           <w:bCs/>
         </w:rPr>
-        <w:t>()</w:t>
+        <w:t>(</w:t>
+      </w:r>
+      <w:proofErr w:type="gramEnd"/>
+      <w:r>
+        <w:rPr>
+          <w:b/>
+          <w:bCs/>
+        </w:rPr>
+        <w:t>)</w:t>
       </w:r>
       <w:r>
         <w:t xml:space="preserve">: Returns </w:t>
@@ -630,7 +658,47 @@
         <w:t>Cursor Movement</w:t>
       </w:r>
       <w:r>
-        <w:t>: next(), previous(), first(), last(), absolute(int row)</w:t>
+        <w:t xml:space="preserve">: </w:t>
+      </w:r>
+      <w:proofErr w:type="gramStart"/>
+      <w:r>
+        <w:t>next(</w:t>
+      </w:r>
+      <w:proofErr w:type="gramEnd"/>
+      <w:r>
+        <w:t xml:space="preserve">), </w:t>
+      </w:r>
+      <w:proofErr w:type="gramStart"/>
+      <w:r>
+        <w:t>previous(</w:t>
+      </w:r>
+      <w:proofErr w:type="gramEnd"/>
+      <w:r>
+        <w:t xml:space="preserve">), </w:t>
+      </w:r>
+      <w:proofErr w:type="gramStart"/>
+      <w:r>
+        <w:t>first(</w:t>
+      </w:r>
+      <w:proofErr w:type="gramEnd"/>
+      <w:r>
+        <w:t xml:space="preserve">), </w:t>
+      </w:r>
+      <w:proofErr w:type="gramStart"/>
+      <w:r>
+        <w:t>last(</w:t>
+      </w:r>
+      <w:proofErr w:type="gramEnd"/>
+      <w:r>
+        <w:t xml:space="preserve">), </w:t>
+      </w:r>
+      <w:proofErr w:type="gramStart"/>
+      <w:r>
+        <w:t>absolute(</w:t>
+      </w:r>
+      <w:proofErr w:type="gramEnd"/>
+      <w:r>
+        <w:t>int row)</w:t>
       </w:r>
     </w:p>
     <w:p>
@@ -651,36 +719,56 @@
         <w:t xml:space="preserve">: </w:t>
       </w:r>
       <w:proofErr w:type="spellStart"/>
+      <w:proofErr w:type="gramStart"/>
       <w:r>
         <w:t>getString</w:t>
       </w:r>
       <w:proofErr w:type="spellEnd"/>
       <w:r>
-        <w:t xml:space="preserve">(), </w:t>
-      </w:r>
-      <w:proofErr w:type="spellStart"/>
+        <w:t>(</w:t>
+      </w:r>
+      <w:proofErr w:type="gramEnd"/>
+      <w:r>
+        <w:t xml:space="preserve">), </w:t>
+      </w:r>
+      <w:proofErr w:type="spellStart"/>
+      <w:proofErr w:type="gramStart"/>
       <w:r>
         <w:t>getInt</w:t>
       </w:r>
       <w:proofErr w:type="spellEnd"/>
       <w:r>
-        <w:t xml:space="preserve">(), </w:t>
-      </w:r>
-      <w:proofErr w:type="spellStart"/>
+        <w:t>(</w:t>
+      </w:r>
+      <w:proofErr w:type="gramEnd"/>
+      <w:r>
+        <w:t xml:space="preserve">), </w:t>
+      </w:r>
+      <w:proofErr w:type="spellStart"/>
+      <w:proofErr w:type="gramStart"/>
       <w:r>
         <w:t>getDouble</w:t>
       </w:r>
       <w:proofErr w:type="spellEnd"/>
       <w:r>
-        <w:t xml:space="preserve">(), </w:t>
-      </w:r>
-      <w:proofErr w:type="spellStart"/>
+        <w:t>(</w:t>
+      </w:r>
+      <w:proofErr w:type="gramEnd"/>
+      <w:r>
+        <w:t xml:space="preserve">), </w:t>
+      </w:r>
+      <w:proofErr w:type="spellStart"/>
+      <w:proofErr w:type="gramStart"/>
       <w:r>
         <w:t>getDate</w:t>
       </w:r>
       <w:proofErr w:type="spellEnd"/>
       <w:r>
-        <w:t>() methods indexed by column name or number</w:t>
+        <w:t>(</w:t>
+      </w:r>
+      <w:proofErr w:type="gramEnd"/>
+      <w:r>
+        <w:t>) methods indexed by column name or number</w:t>
       </w:r>
     </w:p>
     <w:p>
@@ -701,12 +789,17 @@
         <w:t xml:space="preserve">: </w:t>
       </w:r>
       <w:proofErr w:type="spellStart"/>
+      <w:proofErr w:type="gramStart"/>
       <w:r>
         <w:t>wasNull</w:t>
       </w:r>
       <w:proofErr w:type="spellEnd"/>
       <w:r>
-        <w:t>() method to check for SQL NULL values</w:t>
+        <w:t>(</w:t>
+      </w:r>
+      <w:proofErr w:type="gramEnd"/>
+      <w:r>
+        <w:t>) method to check for SQL NULL values</w:t>
       </w:r>
     </w:p>
     <w:p>
@@ -719,13 +812,23 @@
       </w:r>
       <w:proofErr w:type="spellEnd"/>
       <w:r>
-        <w:t xml:space="preserve"> initially positions the cursor before the first row. Calling next() advances to the first row and returns true if data exists, false when no more rows remain. This makes it ideal for while-loop iterations: while(</w:t>
-      </w:r>
-      <w:proofErr w:type="spellStart"/>
+        <w:t xml:space="preserve"> initially positions the cursor before the first row. Calling </w:t>
+      </w:r>
+      <w:proofErr w:type="gramStart"/>
+      <w:r>
+        <w:t>next(</w:t>
+      </w:r>
+      <w:proofErr w:type="gramEnd"/>
+      <w:r>
+        <w:t>) advances to the first row and returns true if data exists, false when no more rows remain. This makes it ideal for while-loop iterations: while(</w:t>
+      </w:r>
+      <w:proofErr w:type="spellStart"/>
+      <w:proofErr w:type="gramStart"/>
       <w:r>
         <w:t>rs.next</w:t>
       </w:r>
       <w:proofErr w:type="spellEnd"/>
+      <w:proofErr w:type="gramEnd"/>
       <w:r>
         <w:t>()). Column data is accessed using getter methods corresponding to SQL data types—the column can be specified by name (</w:t>
       </w:r>
@@ -738,12 +841,17 @@
         <w:t>("name")) or position (</w:t>
       </w:r>
       <w:proofErr w:type="spellStart"/>
+      <w:proofErr w:type="gramStart"/>
       <w:r>
         <w:t>getString</w:t>
       </w:r>
       <w:proofErr w:type="spellEnd"/>
       <w:r>
-        <w:t xml:space="preserve">(1), with indexing starting at 1). Type-safe retrieval is crucial; using inappropriate getter methods may cause exceptions or data loss. The </w:t>
+        <w:t>(</w:t>
+      </w:r>
+      <w:proofErr w:type="gramEnd"/>
+      <w:r>
+        <w:t xml:space="preserve">1), with indexing starting at 1). Type-safe retrieval is crucial; using inappropriate getter methods may cause exceptions or data loss. The </w:t>
       </w:r>
       <w:proofErr w:type="spellStart"/>
       <w:r>
@@ -799,12 +907,17 @@
         <w:t xml:space="preserve"> objects. Updates are performed using the </w:t>
       </w:r>
       <w:proofErr w:type="spellStart"/>
+      <w:proofErr w:type="gramStart"/>
       <w:r>
         <w:t>executeUpdate</w:t>
       </w:r>
       <w:proofErr w:type="spellEnd"/>
       <w:r>
-        <w:t>() method, which returns the number of affected rows.</w:t>
+        <w:t>(</w:t>
+      </w:r>
+      <w:proofErr w:type="gramEnd"/>
+      <w:r>
+        <w:t>) method, which returns the number of affected rows.</w:t>
       </w:r>
     </w:p>
     <w:p>
@@ -888,20 +1001,30 @@
         <w:t xml:space="preserve">: Execute multiple updates efficiently using </w:t>
       </w:r>
       <w:proofErr w:type="spellStart"/>
+      <w:proofErr w:type="gramStart"/>
       <w:r>
         <w:t>addBatch</w:t>
       </w:r>
       <w:proofErr w:type="spellEnd"/>
       <w:r>
-        <w:t xml:space="preserve">() and </w:t>
-      </w:r>
-      <w:proofErr w:type="spellStart"/>
+        <w:t>(</w:t>
+      </w:r>
+      <w:proofErr w:type="gramEnd"/>
+      <w:r>
+        <w:t xml:space="preserve">) and </w:t>
+      </w:r>
+      <w:proofErr w:type="spellStart"/>
+      <w:proofErr w:type="gramStart"/>
       <w:r>
         <w:t>executeBatch</w:t>
       </w:r>
       <w:proofErr w:type="spellEnd"/>
       <w:r>
-        <w:t>()</w:t>
+        <w:t>(</w:t>
+      </w:r>
+      <w:proofErr w:type="gramEnd"/>
+      <w:r>
+        <w:t>)</w:t>
       </w:r>
     </w:p>
     <w:p>
@@ -909,12 +1032,17 @@
         <w:t xml:space="preserve">The </w:t>
       </w:r>
       <w:proofErr w:type="spellStart"/>
+      <w:proofErr w:type="gramStart"/>
       <w:r>
         <w:t>executeUpdate</w:t>
       </w:r>
       <w:proofErr w:type="spellEnd"/>
       <w:r>
-        <w:t xml:space="preserve">() method is used for all DML (Data Manipulation Language) operations that modify data. For INSERT operations, all required fields must be provided, respecting constraints and data types. UPDATE statements should include WHERE clauses to target specific rows; omitting WHERE updates all rows. DELETE operations similarly require WHERE clauses to avoid unintended mass deletions. </w:t>
+        <w:t>(</w:t>
+      </w:r>
+      <w:proofErr w:type="gramEnd"/>
+      <w:r>
+        <w:t xml:space="preserve">) method is used for all DML (Data Manipulation Language) operations that modify data. For INSERT operations, all required fields must be provided, respecting constraints and data types. UPDATE statements should include WHERE clauses to target specific rows; omitting WHERE updates all rows. DELETE operations similarly require WHERE clauses to avoid unintended mass deletions. </w:t>
       </w:r>
       <w:proofErr w:type="spellStart"/>
       <w:r>
@@ -925,12 +1053,17 @@
         <w:t xml:space="preserve"> excels in update operations, offering parameterization for safe value substitution. Batch processing significantly improves performance when executing multiple similar updates—statements are grouped and sent to the database in a single network round-trip. The return value from </w:t>
       </w:r>
       <w:proofErr w:type="spellStart"/>
+      <w:proofErr w:type="gramStart"/>
       <w:r>
         <w:t>executeUpdate</w:t>
       </w:r>
       <w:proofErr w:type="spellEnd"/>
       <w:r>
-        <w:t>() indicates success magnitude: positive integers show affected row counts, while zero suggests no matches for the WHERE clause. For complex modifications, transaction management ensures data consistency across multiple updates, allowing rollback if any operation fails, maintaining database integrity.</w:t>
+        <w:t>(</w:t>
+      </w:r>
+      <w:proofErr w:type="gramEnd"/>
+      <w:r>
+        <w:t>) indicates success magnitude: positive integers show affected row counts, while zero suggests no matches for the WHERE clause. For complex modifications, transaction management ensures data consistency across multiple updates, allowing rollback if any operation fails, maintaining database integrity.</w:t>
       </w:r>
     </w:p>
     <w:p/>
@@ -1011,8 +1144,13 @@
         <w:t xml:space="preserve">: Extends </w:t>
       </w:r>
       <w:proofErr w:type="spellStart"/>
-      <w:r>
-        <w:t>java.lang.Exception</w:t>
+      <w:proofErr w:type="gramStart"/>
+      <w:r>
+        <w:t>java.lang</w:t>
+      </w:r>
+      <w:proofErr w:type="gramEnd"/>
+      <w:r>
+        <w:t>.Exception</w:t>
       </w:r>
       <w:proofErr w:type="spellEnd"/>
       <w:r>
@@ -1081,36 +1219,56 @@
         <w:t xml:space="preserve">: </w:t>
       </w:r>
       <w:proofErr w:type="spellStart"/>
+      <w:proofErr w:type="gramStart"/>
       <w:r>
         <w:t>getMessage</w:t>
       </w:r>
       <w:proofErr w:type="spellEnd"/>
       <w:r>
-        <w:t xml:space="preserve">(), </w:t>
-      </w:r>
-      <w:proofErr w:type="spellStart"/>
+        <w:t>(</w:t>
+      </w:r>
+      <w:proofErr w:type="gramEnd"/>
+      <w:r>
+        <w:t xml:space="preserve">), </w:t>
+      </w:r>
+      <w:proofErr w:type="spellStart"/>
+      <w:proofErr w:type="gramStart"/>
       <w:r>
         <w:t>getSQLState</w:t>
       </w:r>
       <w:proofErr w:type="spellEnd"/>
       <w:r>
-        <w:t xml:space="preserve">(), </w:t>
-      </w:r>
-      <w:proofErr w:type="spellStart"/>
+        <w:t>(</w:t>
+      </w:r>
+      <w:proofErr w:type="gramEnd"/>
+      <w:r>
+        <w:t xml:space="preserve">), </w:t>
+      </w:r>
+      <w:proofErr w:type="spellStart"/>
+      <w:proofErr w:type="gramStart"/>
       <w:r>
         <w:t>getErrorCode</w:t>
       </w:r>
       <w:proofErr w:type="spellEnd"/>
       <w:r>
-        <w:t xml:space="preserve">(), </w:t>
-      </w:r>
-      <w:proofErr w:type="spellStart"/>
+        <w:t>(</w:t>
+      </w:r>
+      <w:proofErr w:type="gramEnd"/>
+      <w:r>
+        <w:t xml:space="preserve">), </w:t>
+      </w:r>
+      <w:proofErr w:type="spellStart"/>
+      <w:proofErr w:type="gramStart"/>
       <w:r>
         <w:t>getNextException</w:t>
       </w:r>
       <w:proofErr w:type="spellEnd"/>
       <w:r>
-        <w:t>()</w:t>
+        <w:t>(</w:t>
+      </w:r>
+      <w:proofErr w:type="gramEnd"/>
+      <w:r>
+        <w:t>)</w:t>
       </w:r>
     </w:p>
     <w:p>
@@ -1126,12 +1284,17 @@
         <w:t xml:space="preserve">. The exception provides comprehensive error details: </w:t>
       </w:r>
       <w:proofErr w:type="spellStart"/>
+      <w:proofErr w:type="gramStart"/>
       <w:r>
         <w:t>getSQLState</w:t>
       </w:r>
       <w:proofErr w:type="spellEnd"/>
       <w:r>
-        <w:t xml:space="preserve">() returns a five-character XOPEN </w:t>
+        <w:t>(</w:t>
+      </w:r>
+      <w:proofErr w:type="gramEnd"/>
+      <w:r>
+        <w:t xml:space="preserve">) returns a five-character XOPEN </w:t>
       </w:r>
       <w:proofErr w:type="spellStart"/>
       <w:r>
@@ -1142,20 +1305,30 @@
         <w:t xml:space="preserve"> string identifying error categories, while </w:t>
       </w:r>
       <w:proofErr w:type="spellStart"/>
+      <w:proofErr w:type="gramStart"/>
       <w:r>
         <w:t>getErrorCode</w:t>
       </w:r>
       <w:proofErr w:type="spellEnd"/>
       <w:r>
-        <w:t xml:space="preserve">() provides database-vendor-specific integer codes for precise error identification. The chaining mechanism allows multiple exceptions to be linked, accessible via </w:t>
-      </w:r>
-      <w:proofErr w:type="spellStart"/>
+        <w:t>(</w:t>
+      </w:r>
+      <w:proofErr w:type="gramEnd"/>
+      <w:r>
+        <w:t xml:space="preserve">) provides database-vendor-specific integer codes for precise error identification. The chaining mechanism allows multiple exceptions to be linked, accessible via </w:t>
+      </w:r>
+      <w:proofErr w:type="spellStart"/>
+      <w:proofErr w:type="gramStart"/>
       <w:r>
         <w:t>getNextException</w:t>
       </w:r>
       <w:proofErr w:type="spellEnd"/>
       <w:r>
-        <w:t xml:space="preserve">(), useful when batch operations generate multiple errors. Proper exception handling involves try-catch blocks wrapping JDBC operations, with specific catch clauses for </w:t>
+        <w:t>(</w:t>
+      </w:r>
+      <w:proofErr w:type="gramEnd"/>
+      <w:r>
+        <w:t xml:space="preserve">), useful when batch operations generate multiple errors. Proper exception handling involves try-catch blocks wrapping JDBC operations, with specific catch clauses for </w:t>
       </w:r>
       <w:proofErr w:type="spellStart"/>
       <w:r>
@@ -1163,7 +1336,11 @@
       </w:r>
       <w:proofErr w:type="spellEnd"/>
       <w:r>
-        <w:t xml:space="preserve">. Logging error details aids debugging and monitoring. Some databases throw subclasses of </w:t>
+        <w:t xml:space="preserve">. Logging error details </w:t>
+      </w:r>
+      <w:r>
+        <w:lastRenderedPageBreak/>
+        <w:t xml:space="preserve">aids debugging and monitoring. Some databases throw subclasses of </w:t>
       </w:r>
       <w:proofErr w:type="spellStart"/>
       <w:r>
@@ -1302,12 +1479,17 @@
         <w:t xml:space="preserve">: Multiple warnings linked via </w:t>
       </w:r>
       <w:proofErr w:type="spellStart"/>
+      <w:proofErr w:type="gramStart"/>
       <w:r>
         <w:t>getNextWarning</w:t>
       </w:r>
       <w:proofErr w:type="spellEnd"/>
       <w:r>
-        <w:t>()</w:t>
+        <w:t>(</w:t>
+      </w:r>
+      <w:proofErr w:type="gramEnd"/>
+      <w:r>
+        <w:t>)</w:t>
       </w:r>
     </w:p>
     <w:p>
@@ -1359,12 +1541,17 @@
         <w:t xml:space="preserve">Unlike exceptions, warnings don't disrupt program flow but should be checked and logged for debugging and monitoring purposes. Warnings are retrieved using </w:t>
       </w:r>
       <w:proofErr w:type="spellStart"/>
+      <w:proofErr w:type="gramStart"/>
       <w:r>
         <w:t>getWarnings</w:t>
       </w:r>
       <w:proofErr w:type="spellEnd"/>
       <w:r>
-        <w:t xml:space="preserve">() method on Connection, Statement, or </w:t>
+        <w:t>(</w:t>
+      </w:r>
+      <w:proofErr w:type="gramEnd"/>
+      <w:r>
+        <w:t xml:space="preserve">) method on Connection, Statement, or </w:t>
       </w:r>
       <w:proofErr w:type="spellStart"/>
       <w:r>
@@ -1383,12 +1570,17 @@
         <w:t xml:space="preserve"> chaining—multiple warnings can be linked, requiring iteration through </w:t>
       </w:r>
       <w:proofErr w:type="spellStart"/>
+      <w:proofErr w:type="gramStart"/>
       <w:r>
         <w:t>getNextWarning</w:t>
       </w:r>
       <w:proofErr w:type="spellEnd"/>
       <w:r>
-        <w:t>() to access all warnings. Applications should periodically check for warnings, especially after critical operations, though warnings are cleared automatically before executing new statements on the same object. Best practices involve implementing warning handlers that log warnings to monitoring systems, allowing administrators to identify potential issues before they escalate. Warnings can indicate database configuration problems, deprecated feature usage, or suboptimal query patterns. While not requiring immediate action like exceptions, consistent warning monitoring helps maintain application health and performance optimization.</w:t>
+        <w:t>(</w:t>
+      </w:r>
+      <w:proofErr w:type="gramEnd"/>
+      <w:r>
+        <w:t>) to access all warnings. Applications should periodically check for warnings, especially after critical operations, though warnings are cleared automatically before executing new statements on the same object. Best practices involve implementing warning handlers that log warnings to monitoring systems, allowing administrators to identify potential issues before they escalate. Warnings can indicate database configuration problems, deprecated feature usage, or suboptimal query patterns. While not requiring immediate action like exceptions, consistent warning monitoring helps maintain application health and performance optimization.</w:t>
       </w:r>
     </w:p>
     <w:p/>
@@ -1447,10 +1639,12 @@
         <w:t xml:space="preserve"> = </w:t>
       </w:r>
       <w:proofErr w:type="spellStart"/>
+      <w:proofErr w:type="gramStart"/>
       <w:r>
         <w:t>connection.createStatement</w:t>
       </w:r>
       <w:proofErr w:type="spellEnd"/>
+      <w:proofErr w:type="gramEnd"/>
       <w:r>
         <w:t>()</w:t>
       </w:r>
@@ -1473,20 +1667,38 @@
         <w:t xml:space="preserve">: </w:t>
       </w:r>
       <w:proofErr w:type="spellStart"/>
+      <w:proofErr w:type="gramStart"/>
       <w:r>
         <w:t>executeQuery</w:t>
       </w:r>
       <w:proofErr w:type="spellEnd"/>
       <w:r>
-        <w:t xml:space="preserve">(), </w:t>
-      </w:r>
-      <w:proofErr w:type="spellStart"/>
+        <w:t>(</w:t>
+      </w:r>
+      <w:proofErr w:type="gramEnd"/>
+      <w:r>
+        <w:t xml:space="preserve">), </w:t>
+      </w:r>
+      <w:proofErr w:type="spellStart"/>
+      <w:proofErr w:type="gramStart"/>
       <w:r>
         <w:t>executeUpdate</w:t>
       </w:r>
       <w:proofErr w:type="spellEnd"/>
       <w:r>
-        <w:t>(), execute()</w:t>
+        <w:t>(</w:t>
+      </w:r>
+      <w:proofErr w:type="gramEnd"/>
+      <w:r>
+        <w:t xml:space="preserve">), </w:t>
+      </w:r>
+      <w:proofErr w:type="gramStart"/>
+      <w:r>
+        <w:t>execute(</w:t>
+      </w:r>
+      <w:proofErr w:type="gramEnd"/>
+      <w:r>
+        <w:t>)</w:t>
       </w:r>
     </w:p>
     <w:p>
@@ -1543,15 +1755,21 @@
     </w:p>
     <w:p>
       <w:r>
+        <w:lastRenderedPageBreak/>
         <w:t xml:space="preserve">Statement is suitable for executing simple, one-time SQL commands without parameters. The </w:t>
       </w:r>
       <w:proofErr w:type="spellStart"/>
+      <w:proofErr w:type="gramStart"/>
       <w:r>
         <w:t>executeQuery</w:t>
       </w:r>
       <w:proofErr w:type="spellEnd"/>
       <w:r>
-        <w:t xml:space="preserve">() method executes SELECT statements and returns a </w:t>
+        <w:t>(</w:t>
+      </w:r>
+      <w:proofErr w:type="gramEnd"/>
+      <w:r>
+        <w:t xml:space="preserve">) method executes SELECT statements and returns a </w:t>
       </w:r>
       <w:proofErr w:type="spellStart"/>
       <w:r>
@@ -1562,12 +1780,25 @@
         <w:t xml:space="preserve">. The </w:t>
       </w:r>
       <w:proofErr w:type="spellStart"/>
+      <w:proofErr w:type="gramStart"/>
       <w:r>
         <w:t>executeUpdate</w:t>
       </w:r>
       <w:proofErr w:type="spellEnd"/>
       <w:r>
-        <w:t xml:space="preserve">() method handles INSERT, UPDATE, DELETE, and DDL statements, returning the count of affected rows. The execute() method is generic, handling any SQL statement, returning </w:t>
+        <w:t>(</w:t>
+      </w:r>
+      <w:proofErr w:type="gramEnd"/>
+      <w:r>
+        <w:t xml:space="preserve">) method handles INSERT, UPDATE, DELETE, and DDL statements, returning the count of affected rows. The </w:t>
+      </w:r>
+      <w:proofErr w:type="gramStart"/>
+      <w:r>
+        <w:t>execute(</w:t>
+      </w:r>
+      <w:proofErr w:type="gramEnd"/>
+      <w:r>
+        <w:t xml:space="preserve">) method is generic, handling any SQL statement, returning </w:t>
       </w:r>
       <w:proofErr w:type="spellStart"/>
       <w:r>
@@ -1726,10 +1957,12 @@
         <w:t xml:space="preserve">Created using </w:t>
       </w:r>
       <w:proofErr w:type="spellStart"/>
+      <w:proofErr w:type="gramStart"/>
       <w:r>
         <w:t>connection.prepareStatement</w:t>
       </w:r>
       <w:proofErr w:type="spellEnd"/>
+      <w:proofErr w:type="gramEnd"/>
       <w:r>
         <w:t>(</w:t>
       </w:r>
@@ -1750,28 +1983,43 @@
         <w:t xml:space="preserve"> compiles the SQL template immediately, allowing repeated execution with different parameter values. Parameters are set using typed setter methods: </w:t>
       </w:r>
       <w:proofErr w:type="spellStart"/>
+      <w:proofErr w:type="gramStart"/>
       <w:r>
         <w:t>setString</w:t>
       </w:r>
       <w:proofErr w:type="spellEnd"/>
       <w:r>
-        <w:t xml:space="preserve">(index, value), </w:t>
-      </w:r>
-      <w:proofErr w:type="spellStart"/>
+        <w:t>(</w:t>
+      </w:r>
+      <w:proofErr w:type="gramEnd"/>
+      <w:r>
+        <w:t xml:space="preserve">index, value), </w:t>
+      </w:r>
+      <w:proofErr w:type="spellStart"/>
+      <w:proofErr w:type="gramStart"/>
       <w:r>
         <w:t>setInt</w:t>
       </w:r>
       <w:proofErr w:type="spellEnd"/>
       <w:r>
-        <w:t xml:space="preserve">(index, value), </w:t>
-      </w:r>
-      <w:proofErr w:type="spellStart"/>
+        <w:t>(</w:t>
+      </w:r>
+      <w:proofErr w:type="gramEnd"/>
+      <w:r>
+        <w:t xml:space="preserve">index, value), </w:t>
+      </w:r>
+      <w:proofErr w:type="spellStart"/>
+      <w:proofErr w:type="gramStart"/>
       <w:r>
         <w:t>setDate</w:t>
       </w:r>
       <w:proofErr w:type="spellEnd"/>
       <w:r>
-        <w:t xml:space="preserve">(index, value), where index corresponds to placeholder position (1-based). This parameterization automatically handles special character escaping and proper formatting, eliminating SQL injection risks. The database server often caches execution plans for prepared statements, dramatically improving performance for repeated executions. </w:t>
+        <w:t>(</w:t>
+      </w:r>
+      <w:proofErr w:type="gramEnd"/>
+      <w:r>
+        <w:t xml:space="preserve">index, value), where index corresponds to placeholder position (1-based). This parameterization automatically handles special character escaping and proper formatting, eliminating SQL injection risks. The database server often caches execution plans for prepared statements, dramatically improving performance for repeated executions. </w:t>
       </w:r>
       <w:proofErr w:type="spellStart"/>
       <w:r>
@@ -1782,44 +2030,69 @@
         <w:t xml:space="preserve"> is ideal for batch operations—the same SQL structure executes multiple times with different values using </w:t>
       </w:r>
       <w:proofErr w:type="spellStart"/>
+      <w:proofErr w:type="gramStart"/>
       <w:r>
         <w:t>addBatch</w:t>
       </w:r>
       <w:proofErr w:type="spellEnd"/>
       <w:r>
-        <w:t xml:space="preserve">() and </w:t>
-      </w:r>
-      <w:proofErr w:type="spellStart"/>
+        <w:t>(</w:t>
+      </w:r>
+      <w:proofErr w:type="gramEnd"/>
+      <w:r>
+        <w:t xml:space="preserve">) and </w:t>
+      </w:r>
+      <w:proofErr w:type="spellStart"/>
+      <w:proofErr w:type="gramStart"/>
       <w:r>
         <w:t>executeBatch</w:t>
       </w:r>
       <w:proofErr w:type="spellEnd"/>
       <w:r>
-        <w:t xml:space="preserve">(). Additional features include support for large objects (BLOBs, CLOBs) via </w:t>
-      </w:r>
-      <w:proofErr w:type="spellStart"/>
+        <w:t>(</w:t>
+      </w:r>
+      <w:proofErr w:type="gramEnd"/>
+      <w:r>
+        <w:t xml:space="preserve">). Additional features include support for large objects (BLOBs, CLOBs) via </w:t>
+      </w:r>
+      <w:proofErr w:type="spellStart"/>
+      <w:proofErr w:type="gramStart"/>
       <w:r>
         <w:t>setBinaryStream</w:t>
       </w:r>
       <w:proofErr w:type="spellEnd"/>
       <w:r>
-        <w:t xml:space="preserve">() and </w:t>
-      </w:r>
-      <w:proofErr w:type="spellStart"/>
+        <w:t>(</w:t>
+      </w:r>
+      <w:proofErr w:type="gramEnd"/>
+      <w:r>
+        <w:t xml:space="preserve">) and </w:t>
+      </w:r>
+      <w:proofErr w:type="spellStart"/>
+      <w:proofErr w:type="gramStart"/>
       <w:r>
         <w:t>setCharacterStream</w:t>
       </w:r>
       <w:proofErr w:type="spellEnd"/>
       <w:r>
-        <w:t xml:space="preserve">(), and null value handling through </w:t>
-      </w:r>
-      <w:proofErr w:type="spellStart"/>
+        <w:t>(</w:t>
+      </w:r>
+      <w:proofErr w:type="gramEnd"/>
+      <w:r>
+        <w:t xml:space="preserve">), and null value handling through </w:t>
+      </w:r>
+      <w:proofErr w:type="spellStart"/>
+      <w:proofErr w:type="gramStart"/>
       <w:r>
         <w:t>setNull</w:t>
       </w:r>
       <w:proofErr w:type="spellEnd"/>
       <w:r>
-        <w:t xml:space="preserve">(). Best practices include using </w:t>
+        <w:t>(</w:t>
+      </w:r>
+      <w:proofErr w:type="gramEnd"/>
+      <w:r>
+        <w:t xml:space="preserve">). Best practices include using </w:t>
       </w:r>
       <w:proofErr w:type="spellStart"/>
       <w:r>
@@ -1911,6 +2184,7 @@
           <w:b/>
           <w:bCs/>
         </w:rPr>
+        <w:lastRenderedPageBreak/>
         <w:t>Purpose</w:t>
       </w:r>
       <w:r>
@@ -1953,10 +2227,12 @@
         <w:t xml:space="preserve">: </w:t>
       </w:r>
       <w:proofErr w:type="spellStart"/>
+      <w:proofErr w:type="gramStart"/>
       <w:r>
         <w:t>connection.prepareCall</w:t>
       </w:r>
       <w:proofErr w:type="spellEnd"/>
+      <w:proofErr w:type="gramEnd"/>
       <w:r>
         <w:t xml:space="preserve">("{call </w:t>
       </w:r>
@@ -1965,8 +2241,13 @@
         <w:t>procedure_name</w:t>
       </w:r>
       <w:proofErr w:type="spellEnd"/>
-      <w:r>
-        <w:t>(?, ?, ?)}")</w:t>
+      <w:proofErr w:type="gramStart"/>
+      <w:r>
+        <w:t>(?,</w:t>
+      </w:r>
+      <w:proofErr w:type="gramEnd"/>
+      <w:r>
+        <w:t xml:space="preserve"> ?, ?)}")</w:t>
       </w:r>
     </w:p>
     <w:p>
@@ -2004,8 +2285,13 @@
         <w:t>procedure_name</w:t>
       </w:r>
       <w:proofErr w:type="spellEnd"/>
-      <w:r>
-        <w:t xml:space="preserve">(?, ?)} for procedures, {? = call </w:t>
+      <w:proofErr w:type="gramStart"/>
+      <w:r>
+        <w:t>(?,</w:t>
+      </w:r>
+      <w:proofErr w:type="gramEnd"/>
+      <w:r>
+        <w:t xml:space="preserve"> ?)} for procedures, {? = call </w:t>
       </w:r>
       <w:proofErr w:type="spellStart"/>
       <w:r>
@@ -2024,12 +2310,17 @@
         <w:t xml:space="preserve"> methods. Output parameters require registration using </w:t>
       </w:r>
       <w:proofErr w:type="spellStart"/>
+      <w:proofErr w:type="gramStart"/>
       <w:r>
         <w:t>registerOutParameter</w:t>
       </w:r>
       <w:proofErr w:type="spellEnd"/>
       <w:r>
-        <w:t xml:space="preserve">(index, </w:t>
+        <w:t>(</w:t>
+      </w:r>
+      <w:proofErr w:type="gramEnd"/>
+      <w:r>
+        <w:t xml:space="preserve">index, </w:t>
       </w:r>
       <w:proofErr w:type="spellStart"/>
       <w:r>
@@ -2040,20 +2331,38 @@
         <w:t xml:space="preserve">) before execution, then retrieved after execution using getter methods like </w:t>
       </w:r>
       <w:proofErr w:type="spellStart"/>
+      <w:proofErr w:type="gramStart"/>
       <w:r>
         <w:t>getInt</w:t>
       </w:r>
       <w:proofErr w:type="spellEnd"/>
       <w:r>
-        <w:t xml:space="preserve">(), </w:t>
-      </w:r>
-      <w:proofErr w:type="spellStart"/>
+        <w:t>(</w:t>
+      </w:r>
+      <w:proofErr w:type="gramEnd"/>
+      <w:r>
+        <w:t xml:space="preserve">), </w:t>
+      </w:r>
+      <w:proofErr w:type="spellStart"/>
+      <w:proofErr w:type="gramStart"/>
       <w:r>
         <w:t>getString</w:t>
       </w:r>
       <w:proofErr w:type="spellEnd"/>
       <w:r>
-        <w:t xml:space="preserve">(). INOUT parameters combine both operations. The execute() method runs the procedure, potentially returning multiple </w:t>
+        <w:t>(</w:t>
+      </w:r>
+      <w:proofErr w:type="gramEnd"/>
+      <w:r>
+        <w:t xml:space="preserve">). INOUT parameters combine both operations. The </w:t>
+      </w:r>
+      <w:proofErr w:type="gramStart"/>
+      <w:r>
+        <w:t>execute(</w:t>
+      </w:r>
+      <w:proofErr w:type="gramEnd"/>
+      <w:r>
+        <w:t xml:space="preserve">) method runs the procedure, potentially returning multiple </w:t>
       </w:r>
       <w:proofErr w:type="spellStart"/>
       <w:r>
@@ -2064,20 +2373,30 @@
         <w:t xml:space="preserve"> accessible via </w:t>
       </w:r>
       <w:proofErr w:type="spellStart"/>
+      <w:proofErr w:type="gramStart"/>
       <w:r>
         <w:t>getResultSet</w:t>
       </w:r>
       <w:proofErr w:type="spellEnd"/>
       <w:r>
-        <w:t xml:space="preserve">() and </w:t>
-      </w:r>
-      <w:proofErr w:type="spellStart"/>
+        <w:t>(</w:t>
+      </w:r>
+      <w:proofErr w:type="gramEnd"/>
+      <w:r>
+        <w:t xml:space="preserve">) and </w:t>
+      </w:r>
+      <w:proofErr w:type="spellStart"/>
+      <w:proofErr w:type="gramStart"/>
       <w:r>
         <w:t>getMoreResults</w:t>
       </w:r>
       <w:proofErr w:type="spellEnd"/>
       <w:r>
-        <w:t xml:space="preserve">(). Stored procedures can improve application performance by executing multiple SQL statements server-side in a single call, reducing round-trips. Database-specific features like Oracle packages or SQL Server table-valued parameters can be accessed through </w:t>
+        <w:t>(</w:t>
+      </w:r>
+      <w:proofErr w:type="gramEnd"/>
+      <w:r>
+        <w:t xml:space="preserve">). Stored procedures can improve application performance by executing multiple SQL statements server-side in a single call, reducing round-trips. Database-specific features like Oracle packages or SQL Server table-valued parameters can be accessed through </w:t>
       </w:r>
       <w:proofErr w:type="spellStart"/>
       <w:r>
@@ -2240,47 +2559,104 @@
       </w:r>
       <w:proofErr w:type="spellEnd"/>
       <w:r>
-        <w:t xml:space="preserve"> types determine navigation capabilities: TYPE_FORWARD_ONLY allows only forward cursor movement (default, most efficient), TYPE_SCROLL_INSENSITIVE enables bidirectional scrolling with static data snapshot, and TYPE_SCROLL_SENSITIVE reflects database changes during navigation. Concurrency modes include CONCUR_READ_ONLY (default, prevents updates) and CONCUR_UPDATABLE (allows in-place modifications). Navigation methods include next() (forward one row), previous() (backward), first() and last() (endpoints), absolute(row) (specific position), relative(rows) (relative movement), and positioning checks like </w:t>
-      </w:r>
-      <w:proofErr w:type="spellStart"/>
+        <w:t xml:space="preserve"> types determine navigation capabilities: TYPE_FORWARD_ONLY allows only forward cursor movement (default, most efficient), TYPE_SCROLL_INSENSITIVE enables bidirectional scrolling with static data snapshot, and TYPE_SCROLL_SENSITIVE reflects database changes during navigation. Concurrency modes include CONCUR_READ_ONLY (default, prevents updates) and CONCUR_UPDATABLE (allows in-place modifications). Navigation methods include </w:t>
+      </w:r>
+      <w:proofErr w:type="gramStart"/>
+      <w:r>
+        <w:t>next(</w:t>
+      </w:r>
+      <w:proofErr w:type="gramEnd"/>
+      <w:r>
+        <w:t xml:space="preserve">) (forward one row), </w:t>
+      </w:r>
+      <w:proofErr w:type="gramStart"/>
+      <w:r>
+        <w:t>previous(</w:t>
+      </w:r>
+      <w:proofErr w:type="gramEnd"/>
+      <w:r>
+        <w:t xml:space="preserve">) (backward), </w:t>
+      </w:r>
+      <w:proofErr w:type="gramStart"/>
+      <w:r>
+        <w:t>first(</w:t>
+      </w:r>
+      <w:proofErr w:type="gramEnd"/>
+      <w:r>
+        <w:t xml:space="preserve">) and </w:t>
+      </w:r>
+      <w:proofErr w:type="gramStart"/>
+      <w:r>
+        <w:t>last(</w:t>
+      </w:r>
+      <w:proofErr w:type="gramEnd"/>
+      <w:r>
+        <w:t xml:space="preserve">) (endpoints), absolute(row) (specific position), relative(rows) (relative movement), and positioning checks like </w:t>
+      </w:r>
+      <w:proofErr w:type="spellStart"/>
+      <w:proofErr w:type="gramStart"/>
       <w:r>
         <w:t>isFirst</w:t>
       </w:r>
       <w:proofErr w:type="spellEnd"/>
       <w:r>
-        <w:t xml:space="preserve">(), </w:t>
-      </w:r>
-      <w:proofErr w:type="spellStart"/>
+        <w:t>(</w:t>
+      </w:r>
+      <w:proofErr w:type="gramEnd"/>
+      <w:r>
+        <w:t xml:space="preserve">), </w:t>
+      </w:r>
+      <w:proofErr w:type="spellStart"/>
+      <w:proofErr w:type="gramStart"/>
       <w:r>
         <w:t>isLast</w:t>
       </w:r>
       <w:proofErr w:type="spellEnd"/>
       <w:r>
-        <w:t xml:space="preserve">(), </w:t>
-      </w:r>
-      <w:proofErr w:type="spellStart"/>
+        <w:t>(</w:t>
+      </w:r>
+      <w:proofErr w:type="gramEnd"/>
+      <w:r>
+        <w:t xml:space="preserve">), </w:t>
+      </w:r>
+      <w:proofErr w:type="spellStart"/>
+      <w:proofErr w:type="gramStart"/>
       <w:r>
         <w:t>isBeforeFirst</w:t>
       </w:r>
       <w:proofErr w:type="spellEnd"/>
       <w:r>
-        <w:t xml:space="preserve">(), </w:t>
-      </w:r>
-      <w:proofErr w:type="spellStart"/>
+        <w:t>(</w:t>
+      </w:r>
+      <w:proofErr w:type="gramEnd"/>
+      <w:r>
+        <w:t xml:space="preserve">), </w:t>
+      </w:r>
+      <w:proofErr w:type="spellStart"/>
+      <w:proofErr w:type="gramStart"/>
       <w:r>
         <w:t>isAfterLast</w:t>
       </w:r>
       <w:proofErr w:type="spellEnd"/>
       <w:r>
-        <w:t xml:space="preserve">(). Column data retrieval uses type-specific getters with 1-based indexing: </w:t>
-      </w:r>
-      <w:proofErr w:type="spellStart"/>
+        <w:t>(</w:t>
+      </w:r>
+      <w:proofErr w:type="gramEnd"/>
+      <w:r>
+        <w:t xml:space="preserve">). Column data retrieval uses type-specific getters with 1-based indexing: </w:t>
+      </w:r>
+      <w:proofErr w:type="spellStart"/>
+      <w:proofErr w:type="gramStart"/>
       <w:r>
         <w:t>getString</w:t>
       </w:r>
       <w:proofErr w:type="spellEnd"/>
       <w:r>
-        <w:t xml:space="preserve">(1) or </w:t>
+        <w:t>(</w:t>
+      </w:r>
+      <w:proofErr w:type="gramEnd"/>
+      <w:r>
+        <w:t xml:space="preserve">1) or </w:t>
       </w:r>
       <w:proofErr w:type="spellStart"/>
       <w:r>
@@ -2299,12 +2675,17 @@
         <w:t xml:space="preserve">"). The </w:t>
       </w:r>
       <w:proofErr w:type="spellStart"/>
+      <w:proofErr w:type="gramStart"/>
       <w:r>
         <w:t>wasNull</w:t>
       </w:r>
       <w:proofErr w:type="spellEnd"/>
       <w:r>
-        <w:t xml:space="preserve">() method checks if the last retrieved value was SQL NULL. </w:t>
+        <w:t>(</w:t>
+      </w:r>
+      <w:proofErr w:type="gramEnd"/>
+      <w:r>
+        <w:t xml:space="preserve">) method checks if the last retrieved value was SQL NULL. </w:t>
       </w:r>
       <w:proofErr w:type="spellStart"/>
       <w:r>
@@ -2315,12 +2696,17 @@
         <w:t xml:space="preserve"> also provides metadata access through </w:t>
       </w:r>
       <w:proofErr w:type="spellStart"/>
+      <w:proofErr w:type="gramStart"/>
       <w:r>
         <w:t>getMetaData</w:t>
       </w:r>
       <w:proofErr w:type="spellEnd"/>
       <w:r>
-        <w:t xml:space="preserve">(), returning </w:t>
+        <w:t>(</w:t>
+      </w:r>
+      <w:proofErr w:type="gramEnd"/>
+      <w:r>
+        <w:t xml:space="preserve">), returning </w:t>
       </w:r>
       <w:proofErr w:type="spellStart"/>
       <w:r>
@@ -2453,28 +2839,43 @@
         <w:t xml:space="preserve">: </w:t>
       </w:r>
       <w:proofErr w:type="spellStart"/>
+      <w:proofErr w:type="gramStart"/>
       <w:r>
         <w:t>updateString</w:t>
       </w:r>
       <w:proofErr w:type="spellEnd"/>
       <w:r>
-        <w:t xml:space="preserve">(), </w:t>
-      </w:r>
-      <w:proofErr w:type="spellStart"/>
+        <w:t>(</w:t>
+      </w:r>
+      <w:proofErr w:type="gramEnd"/>
+      <w:r>
+        <w:t xml:space="preserve">), </w:t>
+      </w:r>
+      <w:proofErr w:type="spellStart"/>
+      <w:proofErr w:type="gramStart"/>
       <w:r>
         <w:t>updateInt</w:t>
       </w:r>
       <w:proofErr w:type="spellEnd"/>
       <w:r>
-        <w:t xml:space="preserve">(), </w:t>
-      </w:r>
-      <w:proofErr w:type="spellStart"/>
+        <w:t>(</w:t>
+      </w:r>
+      <w:proofErr w:type="gramEnd"/>
+      <w:r>
+        <w:t xml:space="preserve">), </w:t>
+      </w:r>
+      <w:proofErr w:type="spellStart"/>
+      <w:proofErr w:type="gramStart"/>
       <w:r>
         <w:t>updateRow</w:t>
       </w:r>
       <w:proofErr w:type="spellEnd"/>
       <w:r>
-        <w:t>() for modifications</w:t>
+        <w:t>(</w:t>
+      </w:r>
+      <w:proofErr w:type="gramEnd"/>
+      <w:r>
+        <w:t>) for modifications</w:t>
       </w:r>
     </w:p>
     <w:p>
@@ -2495,20 +2896,30 @@
         <w:t xml:space="preserve">: </w:t>
       </w:r>
       <w:proofErr w:type="spellStart"/>
+      <w:proofErr w:type="gramStart"/>
       <w:r>
         <w:t>moveToInsertRow</w:t>
       </w:r>
       <w:proofErr w:type="spellEnd"/>
       <w:r>
-        <w:t xml:space="preserve">(), </w:t>
-      </w:r>
-      <w:proofErr w:type="spellStart"/>
+        <w:t>(</w:t>
+      </w:r>
+      <w:proofErr w:type="gramEnd"/>
+      <w:r>
+        <w:t xml:space="preserve">), </w:t>
+      </w:r>
+      <w:proofErr w:type="spellStart"/>
+      <w:proofErr w:type="gramStart"/>
       <w:r>
         <w:t>insertRow</w:t>
       </w:r>
       <w:proofErr w:type="spellEnd"/>
       <w:r>
-        <w:t>() for adding records</w:t>
+        <w:t>(</w:t>
+      </w:r>
+      <w:proofErr w:type="gramEnd"/>
+      <w:r>
+        <w:t>) for adding records</w:t>
       </w:r>
     </w:p>
     <w:p>
@@ -2529,12 +2940,17 @@
         <w:t xml:space="preserve">: </w:t>
       </w:r>
       <w:proofErr w:type="spellStart"/>
+      <w:proofErr w:type="gramStart"/>
       <w:r>
         <w:t>deleteRow</w:t>
       </w:r>
       <w:proofErr w:type="spellEnd"/>
       <w:r>
-        <w:t>() removes current row from database</w:t>
+        <w:t>(</w:t>
+      </w:r>
+      <w:proofErr w:type="gramEnd"/>
+      <w:r>
+        <w:t>) removes current row from database</w:t>
       </w:r>
     </w:p>
     <w:p>
@@ -2558,6 +2974,7 @@
         <w:t xml:space="preserve"> and concurrency: </w:t>
       </w:r>
       <w:proofErr w:type="spellStart"/>
+      <w:proofErr w:type="gramStart"/>
       <w:r>
         <w:t>createStatement</w:t>
       </w:r>
@@ -2566,6 +2983,7 @@
         <w:t>(</w:t>
       </w:r>
       <w:proofErr w:type="spellStart"/>
+      <w:proofErr w:type="gramEnd"/>
       <w:r>
         <w:t>ResultSet.TYPE_SCROLL_SENSITIVE</w:t>
       </w:r>
@@ -2582,92 +3000,138 @@
         <w:t xml:space="preserve">). Modifications follow a two-step process: update column values using </w:t>
       </w:r>
       <w:proofErr w:type="spellStart"/>
+      <w:proofErr w:type="gramStart"/>
       <w:r>
         <w:t>updateXXX</w:t>
       </w:r>
       <w:proofErr w:type="spellEnd"/>
       <w:r>
-        <w:t xml:space="preserve">() methods on the current row, then commit changes using </w:t>
-      </w:r>
-      <w:proofErr w:type="spellStart"/>
+        <w:t>(</w:t>
+      </w:r>
+      <w:proofErr w:type="gramEnd"/>
+      <w:r>
+        <w:t xml:space="preserve">) methods on the current row, then commit changes using </w:t>
+      </w:r>
+      <w:proofErr w:type="spellStart"/>
+      <w:proofErr w:type="gramStart"/>
       <w:r>
         <w:t>updateRow</w:t>
       </w:r>
       <w:proofErr w:type="spellEnd"/>
       <w:r>
-        <w:t xml:space="preserve">(). For example, </w:t>
-      </w:r>
-      <w:proofErr w:type="spellStart"/>
+        <w:t>(</w:t>
+      </w:r>
+      <w:proofErr w:type="gramEnd"/>
+      <w:r>
+        <w:t xml:space="preserve">). For example, </w:t>
+      </w:r>
+      <w:proofErr w:type="spellStart"/>
+      <w:proofErr w:type="gramStart"/>
       <w:r>
         <w:t>rs.updateString</w:t>
       </w:r>
       <w:proofErr w:type="spellEnd"/>
+      <w:proofErr w:type="gramEnd"/>
       <w:r>
         <w:t xml:space="preserve">("name", "John"); </w:t>
       </w:r>
       <w:proofErr w:type="spellStart"/>
+      <w:proofErr w:type="gramStart"/>
       <w:r>
         <w:t>rs.updateInt</w:t>
       </w:r>
       <w:proofErr w:type="spellEnd"/>
+      <w:proofErr w:type="gramEnd"/>
       <w:r>
         <w:t xml:space="preserve">("age", 30); </w:t>
       </w:r>
       <w:proofErr w:type="spellStart"/>
+      <w:proofErr w:type="gramStart"/>
       <w:r>
         <w:t>rs.updateRow</w:t>
       </w:r>
       <w:proofErr w:type="spellEnd"/>
+      <w:proofErr w:type="gramEnd"/>
       <w:r>
         <w:t xml:space="preserve">(); modifies the current row. The </w:t>
       </w:r>
       <w:proofErr w:type="spellStart"/>
+      <w:proofErr w:type="gramStart"/>
       <w:r>
         <w:t>cancelRowUpdates</w:t>
       </w:r>
       <w:proofErr w:type="spellEnd"/>
       <w:r>
-        <w:t xml:space="preserve">() method discards pending changes before </w:t>
-      </w:r>
-      <w:proofErr w:type="spellStart"/>
+        <w:t>(</w:t>
+      </w:r>
+      <w:proofErr w:type="gramEnd"/>
+      <w:r>
+        <w:t xml:space="preserve">) method discards pending changes before </w:t>
+      </w:r>
+      <w:proofErr w:type="spellStart"/>
+      <w:proofErr w:type="gramStart"/>
       <w:r>
         <w:t>updateRow</w:t>
       </w:r>
       <w:proofErr w:type="spellEnd"/>
       <w:r>
-        <w:t xml:space="preserve">() is called. Insert operations use </w:t>
-      </w:r>
-      <w:proofErr w:type="spellStart"/>
+        <w:t>(</w:t>
+      </w:r>
+      <w:proofErr w:type="gramEnd"/>
+      <w:r>
+        <w:t xml:space="preserve">) is called. Insert operations use </w:t>
+      </w:r>
+      <w:proofErr w:type="spellStart"/>
+      <w:proofErr w:type="gramStart"/>
       <w:r>
         <w:t>moveToInsertRow</w:t>
       </w:r>
       <w:proofErr w:type="spellEnd"/>
       <w:r>
-        <w:t xml:space="preserve">() to position on the insert row buffer, update methods to set column values, and </w:t>
-      </w:r>
-      <w:proofErr w:type="spellStart"/>
+        <w:t>(</w:t>
+      </w:r>
+      <w:proofErr w:type="gramEnd"/>
+      <w:r>
+        <w:t xml:space="preserve">) to position on the insert row buffer, update methods to set column values, and </w:t>
+      </w:r>
+      <w:proofErr w:type="spellStart"/>
+      <w:proofErr w:type="gramStart"/>
       <w:r>
         <w:t>insertRow</w:t>
       </w:r>
       <w:proofErr w:type="spellEnd"/>
       <w:r>
-        <w:t xml:space="preserve">() to commit the new record, followed by </w:t>
-      </w:r>
-      <w:proofErr w:type="spellStart"/>
+        <w:t>(</w:t>
+      </w:r>
+      <w:proofErr w:type="gramEnd"/>
+      <w:r>
+        <w:t xml:space="preserve">) to commit the new record, followed by </w:t>
+      </w:r>
+      <w:proofErr w:type="spellStart"/>
+      <w:proofErr w:type="gramStart"/>
       <w:r>
         <w:t>moveToCurrentRow</w:t>
       </w:r>
       <w:proofErr w:type="spellEnd"/>
       <w:r>
-        <w:t xml:space="preserve">() to return to the original position. Deletion is simpler: navigate to the target row and call </w:t>
-      </w:r>
-      <w:proofErr w:type="spellStart"/>
+        <w:t>(</w:t>
+      </w:r>
+      <w:proofErr w:type="gramEnd"/>
+      <w:r>
+        <w:t xml:space="preserve">) to return to the original position. Deletion is simpler: navigate to the target row and call </w:t>
+      </w:r>
+      <w:proofErr w:type="spellStart"/>
+      <w:proofErr w:type="gramStart"/>
       <w:r>
         <w:t>deleteRow</w:t>
       </w:r>
       <w:proofErr w:type="spellEnd"/>
       <w:r>
-        <w:t xml:space="preserve">(). Not all </w:t>
+        <w:t>(</w:t>
+      </w:r>
+      <w:proofErr w:type="gramEnd"/>
+      <w:r>
+        <w:t xml:space="preserve">). Not all </w:t>
       </w:r>
       <w:proofErr w:type="spellStart"/>
       <w:r>
@@ -2675,31 +3139,54 @@
       </w:r>
       <w:proofErr w:type="spellEnd"/>
       <w:r>
-        <w:t xml:space="preserve"> support updates—restrictions include queries with joins, aggregates, or complex WHERE clauses. The </w:t>
-      </w:r>
-      <w:proofErr w:type="spellStart"/>
+        <w:t xml:space="preserve"> support updates—restrictions include queries with joins, aggregates, or complex </w:t>
+      </w:r>
+      <w:proofErr w:type="gramStart"/>
+      <w:r>
+        <w:t>WHERE</w:t>
+      </w:r>
+      <w:proofErr w:type="gramEnd"/>
+      <w:r>
+        <w:t xml:space="preserve"> clauses. The </w:t>
+      </w:r>
+      <w:proofErr w:type="spellStart"/>
+      <w:proofErr w:type="gramStart"/>
       <w:r>
         <w:t>rowUpdated</w:t>
       </w:r>
       <w:proofErr w:type="spellEnd"/>
       <w:r>
-        <w:t xml:space="preserve">(), </w:t>
-      </w:r>
-      <w:proofErr w:type="spellStart"/>
+        <w:t>(</w:t>
+      </w:r>
+      <w:proofErr w:type="gramEnd"/>
+      <w:r>
+        <w:t xml:space="preserve">), </w:t>
+      </w:r>
+      <w:proofErr w:type="spellStart"/>
+      <w:proofErr w:type="gramStart"/>
       <w:r>
         <w:t>rowInserted</w:t>
       </w:r>
       <w:proofErr w:type="spellEnd"/>
       <w:r>
-        <w:t xml:space="preserve">(), and </w:t>
-      </w:r>
-      <w:proofErr w:type="spellStart"/>
+        <w:t>(</w:t>
+      </w:r>
+      <w:proofErr w:type="gramEnd"/>
+      <w:r>
+        <w:t xml:space="preserve">), and </w:t>
+      </w:r>
+      <w:proofErr w:type="spellStart"/>
+      <w:proofErr w:type="gramStart"/>
       <w:r>
         <w:t>rowDeleted</w:t>
       </w:r>
       <w:proofErr w:type="spellEnd"/>
       <w:r>
-        <w:t xml:space="preserve">() methods detect changes made by other transactions. Updatable </w:t>
+        <w:t>(</w:t>
+      </w:r>
+      <w:proofErr w:type="gramEnd"/>
+      <w:r>
+        <w:t xml:space="preserve">) methods detect changes made by other transactions. Updatable </w:t>
       </w:r>
       <w:proofErr w:type="spellStart"/>
       <w:r>
@@ -2713,7 +3200,7 @@
     <w:p>
       <w:r>
         <w:pict w14:anchorId="61DA2195">
-          <v:rect id="_x0000_i1132" style="width:0;height:1.5pt" o:hralign="center" o:hrstd="t" o:hr="t" fillcolor="#a0a0a0" stroked="f"/>
+          <v:rect id="_x0000_i1026" style="width:0;height:1.5pt" o:hralign="center" o:hrstd="t" o:hr="t" fillcolor="#a0a0a0" stroked="f"/>
         </w:pict>
       </w:r>
     </w:p>
@@ -2737,10 +3224,12 @@
         <w:t xml:space="preserve">JDBC defines standard SQL types through the </w:t>
       </w:r>
       <w:proofErr w:type="spellStart"/>
+      <w:proofErr w:type="gramStart"/>
       <w:r>
         <w:t>java.sql.Types</w:t>
       </w:r>
       <w:proofErr w:type="spellEnd"/>
+      <w:proofErr w:type="gramEnd"/>
       <w:r>
         <w:t xml:space="preserve"> class, providing constants that map SQL data types to Java types, ensuring consistent data handling across different database systems.</w:t>
       </w:r>
@@ -2859,11 +3348,19 @@
       </w:r>
       <w:proofErr w:type="spellStart"/>
       <w:r>
-        <w:t>BINARY→byte</w:t>
-      </w:r>
-      <w:proofErr w:type="spellEnd"/>
-      <w:r>
-        <w:t xml:space="preserve">[], </w:t>
+        <w:t>BINARY→</w:t>
+      </w:r>
+      <w:proofErr w:type="gramStart"/>
+      <w:r>
+        <w:t>byte</w:t>
+      </w:r>
+      <w:proofErr w:type="spellEnd"/>
+      <w:r>
+        <w:t>[</w:t>
+      </w:r>
+      <w:proofErr w:type="gramEnd"/>
+      <w:r>
+        <w:t xml:space="preserve">], </w:t>
       </w:r>
       <w:proofErr w:type="spellStart"/>
       <w:r>
@@ -2875,11 +3372,19 @@
       </w:r>
       <w:proofErr w:type="spellStart"/>
       <w:r>
-        <w:t>VARBINARY→byte</w:t>
-      </w:r>
-      <w:proofErr w:type="spellEnd"/>
-      <w:r>
-        <w:t>[]</w:t>
+        <w:t>VARBINARY→</w:t>
+      </w:r>
+      <w:proofErr w:type="gramStart"/>
+      <w:r>
+        <w:t>byte</w:t>
+      </w:r>
+      <w:proofErr w:type="spellEnd"/>
+      <w:r>
+        <w:t>[</w:t>
+      </w:r>
+      <w:proofErr w:type="gramEnd"/>
+      <w:r>
+        <w:t>]</w:t>
       </w:r>
     </w:p>
     <w:p>
@@ -2973,10 +3478,12 @@
         <w:t xml:space="preserve">The </w:t>
       </w:r>
       <w:proofErr w:type="spellStart"/>
+      <w:proofErr w:type="gramStart"/>
       <w:r>
         <w:t>java.sql.Types</w:t>
       </w:r>
       <w:proofErr w:type="spellEnd"/>
+      <w:proofErr w:type="gramEnd"/>
       <w:r>
         <w:t xml:space="preserve"> class contains integer constants representing SQL types: </w:t>
       </w:r>
@@ -3010,7 +3517,11 @@
       </w:r>
       <w:proofErr w:type="spellEnd"/>
       <w:r>
-        <w:t xml:space="preserve"> output parameter registration, and when handling generic SQL operations. Proper type mapping ensures data integrity during transfers between Java and databases. Some types have special handling requirements: LOB (Large Object) types use stream-based operations for efficiency, temporal types distinguish between date-only, time-only, and timestamp representations, and ARRAY and STRUCT types handle complex database-specific structures. JDBC 4.0 introduced improved support for SQL:2003 types including XML, ROWID, and NCHAR/NVARCHAR for national character sets. Type conversion rules define automatic conversions between compatible types, though explicit conversion may be needed for precision preservation. Custom type mappings can be implemented through </w:t>
+        <w:t xml:space="preserve"> output parameter registration, and when handling generic SQL operations. Proper type mapping ensures data integrity during transfers between Java and databases. Some types have special handling requirements: LOB (Large Object) types use stream-based operations for efficiency, </w:t>
+      </w:r>
+      <w:r>
+        <w:lastRenderedPageBreak/>
+        <w:t xml:space="preserve">temporal types distinguish between date-only, time-only, and timestamp representations, and ARRAY and STRUCT types handle complex database-specific structures. JDBC 4.0 introduced improved support for SQL:2003 types including XML, ROWID, and NCHAR/NVARCHAR for national character sets. Type conversion rules define automatic conversions between compatible types, though explicit conversion may be needed for precision preservation. Custom type mappings can be implemented through </w:t>
       </w:r>
       <w:proofErr w:type="spellStart"/>
       <w:r>
@@ -3040,7 +3551,7 @@
     <w:p>
       <w:r>
         <w:pict w14:anchorId="0847335D">
-          <v:rect id="_x0000_i1133" style="width:0;height:1.5pt" o:hralign="center" o:hrstd="t" o:hr="t" fillcolor="#a0a0a0" stroked="f"/>
+          <v:rect id="_x0000_i1027" style="width:0;height:1.5pt" o:hralign="center" o:hrstd="t" o:hr="t" fillcolor="#a0a0a0" stroked="f"/>
         </w:pict>
       </w:r>
     </w:p>
@@ -3081,6 +3592,7 @@
         </w:numPr>
       </w:pPr>
       <w:proofErr w:type="spellStart"/>
+      <w:proofErr w:type="gramStart"/>
       <w:r>
         <w:rPr>
           <w:b/>
@@ -3094,7 +3606,15 @@
           <w:b/>
           <w:bCs/>
         </w:rPr>
-        <w:t>()</w:t>
+        <w:t>(</w:t>
+      </w:r>
+      <w:proofErr w:type="gramEnd"/>
+      <w:r>
+        <w:rPr>
+          <w:b/>
+          <w:bCs/>
+        </w:rPr>
+        <w:t>)</w:t>
       </w:r>
       <w:r>
         <w:t xml:space="preserve">: For SELECT statements returning </w:t>
@@ -3113,6 +3633,7 @@
         </w:numPr>
       </w:pPr>
       <w:proofErr w:type="spellStart"/>
+      <w:proofErr w:type="gramStart"/>
       <w:r>
         <w:rPr>
           <w:b/>
@@ -3126,7 +3647,15 @@
           <w:b/>
           <w:bCs/>
         </w:rPr>
-        <w:t>()</w:t>
+        <w:t>(</w:t>
+      </w:r>
+      <w:proofErr w:type="gramEnd"/>
+      <w:r>
+        <w:rPr>
+          <w:b/>
+          <w:bCs/>
+        </w:rPr>
+        <w:t>)</w:t>
       </w:r>
       <w:r>
         <w:t>: For INSERT, UPDATE, DELETE, DDL returning row count</w:t>
@@ -3139,12 +3668,21 @@
           <w:numId w:val="14"/>
         </w:numPr>
       </w:pPr>
-      <w:r>
-        <w:rPr>
-          <w:b/>
-          <w:bCs/>
-        </w:rPr>
-        <w:t>execute()</w:t>
+      <w:proofErr w:type="gramStart"/>
+      <w:r>
+        <w:rPr>
+          <w:b/>
+          <w:bCs/>
+        </w:rPr>
+        <w:t>execute(</w:t>
+      </w:r>
+      <w:proofErr w:type="gramEnd"/>
+      <w:r>
+        <w:rPr>
+          <w:b/>
+          <w:bCs/>
+        </w:rPr>
+        <w:t>)</w:t>
       </w:r>
       <w:r>
         <w:t xml:space="preserve">: Generic method for any SQL, returns </w:t>
@@ -3176,20 +3714,30 @@
         <w:t xml:space="preserve">: </w:t>
       </w:r>
       <w:proofErr w:type="spellStart"/>
+      <w:proofErr w:type="gramStart"/>
       <w:r>
         <w:t>addBatch</w:t>
       </w:r>
       <w:proofErr w:type="spellEnd"/>
       <w:r>
-        <w:t xml:space="preserve">() and </w:t>
-      </w:r>
-      <w:proofErr w:type="spellStart"/>
+        <w:t>(</w:t>
+      </w:r>
+      <w:proofErr w:type="gramEnd"/>
+      <w:r>
+        <w:t xml:space="preserve">) and </w:t>
+      </w:r>
+      <w:proofErr w:type="spellStart"/>
+      <w:proofErr w:type="gramStart"/>
       <w:r>
         <w:t>executeBatch</w:t>
       </w:r>
       <w:proofErr w:type="spellEnd"/>
       <w:r>
-        <w:t>() for multiple statements</w:t>
+        <w:t>(</w:t>
+      </w:r>
+      <w:proofErr w:type="gramEnd"/>
+      <w:r>
+        <w:t>) for multiple statements</w:t>
       </w:r>
     </w:p>
     <w:p>
@@ -3197,12 +3745,17 @@
         <w:t xml:space="preserve">The </w:t>
       </w:r>
       <w:proofErr w:type="spellStart"/>
+      <w:proofErr w:type="gramStart"/>
       <w:r>
         <w:t>executeQuery</w:t>
       </w:r>
       <w:proofErr w:type="spellEnd"/>
       <w:r>
-        <w:t xml:space="preserve">() method is specifically designed for SELECT statements, always returning a </w:t>
+        <w:t>(</w:t>
+      </w:r>
+      <w:proofErr w:type="gramEnd"/>
+      <w:r>
+        <w:t xml:space="preserve">) method is specifically designed for SELECT statements, always returning a </w:t>
       </w:r>
       <w:proofErr w:type="spellStart"/>
       <w:r>
@@ -3221,12 +3774,25 @@
         <w:t xml:space="preserve"> if used with UPDATE statements. The </w:t>
       </w:r>
       <w:proofErr w:type="spellStart"/>
+      <w:proofErr w:type="gramStart"/>
       <w:r>
         <w:t>executeUpdate</w:t>
       </w:r>
       <w:proofErr w:type="spellEnd"/>
       <w:r>
-        <w:t xml:space="preserve">() method handles data modification statements (INSERT, UPDATE, DELETE) and DDL commands (CREATE, ALTER, DROP), returning an integer representing affected rows for DML or 0 for DDL. The execute() method provides maximum flexibility, accepting any SQL statement and returning true if the result is a </w:t>
+        <w:t>(</w:t>
+      </w:r>
+      <w:proofErr w:type="gramEnd"/>
+      <w:r>
+        <w:t xml:space="preserve">) method handles data modification statements (INSERT, UPDATE, DELETE) and DDL commands (CREATE, ALTER, DROP), returning an integer representing affected rows for DML or 0 for DDL. The </w:t>
+      </w:r>
+      <w:proofErr w:type="gramStart"/>
+      <w:r>
+        <w:t>execute(</w:t>
+      </w:r>
+      <w:proofErr w:type="gramEnd"/>
+      <w:r>
+        <w:t xml:space="preserve">) method provides maximum flexibility, accepting any SQL statement and returning true if the result is a </w:t>
       </w:r>
       <w:proofErr w:type="spellStart"/>
       <w:r>
@@ -3234,47 +3800,80 @@
       </w:r>
       <w:proofErr w:type="spellEnd"/>
       <w:r>
-        <w:t xml:space="preserve">, false for update count. After execute(), use </w:t>
-      </w:r>
-      <w:proofErr w:type="spellStart"/>
+        <w:t xml:space="preserve">, false for update count. After </w:t>
+      </w:r>
+      <w:proofErr w:type="gramStart"/>
+      <w:r>
+        <w:t>execute(</w:t>
+      </w:r>
+      <w:proofErr w:type="gramEnd"/>
+      <w:r>
+        <w:t xml:space="preserve">), use </w:t>
+      </w:r>
+      <w:proofErr w:type="spellStart"/>
+      <w:proofErr w:type="gramStart"/>
       <w:r>
         <w:t>getResultSet</w:t>
       </w:r>
       <w:proofErr w:type="spellEnd"/>
       <w:r>
-        <w:t xml:space="preserve">() or </w:t>
-      </w:r>
-      <w:proofErr w:type="spellStart"/>
+        <w:t>(</w:t>
+      </w:r>
+      <w:proofErr w:type="gramEnd"/>
+      <w:r>
+        <w:t xml:space="preserve">) or </w:t>
+      </w:r>
+      <w:proofErr w:type="spellStart"/>
+      <w:proofErr w:type="gramStart"/>
       <w:r>
         <w:t>getUpdateCount</w:t>
       </w:r>
       <w:proofErr w:type="spellEnd"/>
       <w:r>
-        <w:t xml:space="preserve">() to retrieve results. For statements producing multiple results, </w:t>
-      </w:r>
-      <w:proofErr w:type="spellStart"/>
+        <w:t>(</w:t>
+      </w:r>
+      <w:proofErr w:type="gramEnd"/>
+      <w:r>
+        <w:t xml:space="preserve">) to retrieve results. For statements producing multiple results, </w:t>
+      </w:r>
+      <w:proofErr w:type="spellStart"/>
+      <w:proofErr w:type="gramStart"/>
       <w:r>
         <w:t>getMoreResults</w:t>
       </w:r>
       <w:proofErr w:type="spellEnd"/>
       <w:r>
-        <w:t xml:space="preserve">() advances to the next result. Batch execution optimizes performance when executing multiple similar statements—add statements using </w:t>
-      </w:r>
-      <w:proofErr w:type="spellStart"/>
+        <w:t>(</w:t>
+      </w:r>
+      <w:proofErr w:type="gramEnd"/>
+      <w:r>
+        <w:t xml:space="preserve">) advances to the next result. Batch execution optimizes performance when executing multiple similar statements—add statements using </w:t>
+      </w:r>
+      <w:proofErr w:type="spellStart"/>
+      <w:proofErr w:type="gramStart"/>
       <w:r>
         <w:t>addBatch</w:t>
       </w:r>
       <w:proofErr w:type="spellEnd"/>
       <w:r>
-        <w:t xml:space="preserve">(), execute together with </w:t>
-      </w:r>
-      <w:proofErr w:type="spellStart"/>
+        <w:t>(</w:t>
+      </w:r>
+      <w:proofErr w:type="gramEnd"/>
+      <w:r>
+        <w:t xml:space="preserve">), execute together with </w:t>
+      </w:r>
+      <w:proofErr w:type="spellStart"/>
+      <w:proofErr w:type="gramStart"/>
       <w:r>
         <w:t>executeBatch</w:t>
       </w:r>
       <w:proofErr w:type="spellEnd"/>
       <w:r>
-        <w:t>() returning an array of update counts. Batching reduces network overhead significantly. Choose execution methods wisely: use specific methods (</w:t>
+        <w:t>(</w:t>
+      </w:r>
+      <w:proofErr w:type="gramEnd"/>
+      <w:r>
+        <w:t>) returning an array of update counts. Batching reduces network overhead significantly. Choose execution methods wisely: use specific methods (</w:t>
       </w:r>
       <w:proofErr w:type="spellStart"/>
       <w:r>
@@ -3290,13 +3889,21 @@
       </w:r>
       <w:proofErr w:type="spellEnd"/>
       <w:r>
-        <w:t>) when result type is known for clarity and type safety; use execute() for dynamic SQL or stored procedures with unknown result types. Proper exception handling captures syntax errors, constraint violations, and connection failures during execution.</w:t>
+        <w:t xml:space="preserve">) when result type is known for clarity and type safety; use </w:t>
+      </w:r>
+      <w:proofErr w:type="gramStart"/>
+      <w:r>
+        <w:t>execute(</w:t>
+      </w:r>
+      <w:proofErr w:type="gramEnd"/>
+      <w:r>
+        <w:t>) for dynamic SQL or stored procedures with unknown result types. Proper exception handling captures syntax errors, constraint violations, and connection failures during execution.</w:t>
       </w:r>
     </w:p>
     <w:p>
       <w:r>
         <w:pict w14:anchorId="2E8A2F48">
-          <v:rect id="_x0000_i1134" style="width:0;height:1.5pt" o:hralign="center" o:hrstd="t" o:hr="t" fillcolor="#a0a0a0" stroked="f"/>
+          <v:rect id="_x0000_i1028" style="width:0;height:1.5pt" o:hralign="center" o:hrstd="t" o:hr="t" fillcolor="#a0a0a0" stroked="f"/>
         </w:pict>
       </w:r>
     </w:p>
@@ -3434,26 +4041,113 @@
           <w:b/>
           <w:bCs/>
         </w:rPr>
+        <w:lastRenderedPageBreak/>
         <w:t>Key Methods</w:t>
       </w:r>
       <w:r>
         <w:t xml:space="preserve">: </w:t>
       </w:r>
       <w:proofErr w:type="spellStart"/>
+      <w:proofErr w:type="gramStart"/>
       <w:r>
         <w:t>getColumnCount</w:t>
       </w:r>
       <w:proofErr w:type="spellEnd"/>
       <w:r>
+        <w:t>(</w:t>
+      </w:r>
+      <w:proofErr w:type="gramEnd"/>
+      <w:r>
+        <w:t xml:space="preserve">), </w:t>
+      </w:r>
+      <w:proofErr w:type="spellStart"/>
+      <w:proofErr w:type="gramStart"/>
+      <w:r>
+        <w:t>getColumnName</w:t>
+      </w:r>
+      <w:proofErr w:type="spellEnd"/>
+      <w:r>
+        <w:t>(</w:t>
+      </w:r>
+      <w:proofErr w:type="gramEnd"/>
+      <w:r>
+        <w:t xml:space="preserve">), </w:t>
+      </w:r>
+      <w:proofErr w:type="spellStart"/>
+      <w:proofErr w:type="gramStart"/>
+      <w:r>
+        <w:t>getColumnType</w:t>
+      </w:r>
+      <w:proofErr w:type="spellEnd"/>
+      <w:r>
+        <w:t>(</w:t>
+      </w:r>
+      <w:proofErr w:type="gramEnd"/>
+      <w:r>
+        <w:t xml:space="preserve">), </w:t>
+      </w:r>
+      <w:proofErr w:type="spellStart"/>
+      <w:proofErr w:type="gramStart"/>
+      <w:r>
+        <w:t>isNullable</w:t>
+      </w:r>
+      <w:proofErr w:type="spellEnd"/>
+      <w:r>
+        <w:t>(</w:t>
+      </w:r>
+      <w:proofErr w:type="gramEnd"/>
+      <w:r>
+        <w:t>)</w:t>
+      </w:r>
+    </w:p>
+    <w:p>
+      <w:r>
+        <w:t xml:space="preserve">Obtained via </w:t>
+      </w:r>
+      <w:proofErr w:type="spellStart"/>
+      <w:r>
+        <w:t>resultSet.getMetaData</w:t>
+      </w:r>
+      <w:proofErr w:type="spellEnd"/>
+      <w:r>
         <w:t xml:space="preserve">(), </w:t>
       </w:r>
       <w:proofErr w:type="spellStart"/>
       <w:r>
+        <w:t>ResultSetMetaData</w:t>
+      </w:r>
+      <w:proofErr w:type="spellEnd"/>
+      <w:r>
+        <w:t xml:space="preserve"> is invaluable for building generic data access layers and reporting tools. The </w:t>
+      </w:r>
+      <w:proofErr w:type="spellStart"/>
+      <w:proofErr w:type="gramStart"/>
+      <w:r>
+        <w:t>getColumnCount</w:t>
+      </w:r>
+      <w:proofErr w:type="spellEnd"/>
+      <w:r>
+        <w:t>(</w:t>
+      </w:r>
+      <w:proofErr w:type="gramEnd"/>
+      <w:r>
+        <w:t xml:space="preserve">) method returns the number of columns, essential for iteration. Column properties are accessed using 1-based indices: </w:t>
+      </w:r>
+      <w:proofErr w:type="spellStart"/>
+      <w:r>
         <w:t>getColumnName</w:t>
       </w:r>
       <w:proofErr w:type="spellEnd"/>
       <w:r>
-        <w:t xml:space="preserve">(), </w:t>
+        <w:t>(</w:t>
+      </w:r>
+      <w:proofErr w:type="spellStart"/>
+      <w:r>
+        <w:t>i</w:t>
+      </w:r>
+      <w:proofErr w:type="spellEnd"/>
+      <w:r>
+        <w:t xml:space="preserve">) retrieves names, </w:t>
       </w:r>
       <w:proofErr w:type="spellStart"/>
       <w:r>
@@ -3461,7 +4155,79 @@
       </w:r>
       <w:proofErr w:type="spellEnd"/>
       <w:r>
-        <w:t xml:space="preserve">(), </w:t>
+        <w:t>(</w:t>
+      </w:r>
+      <w:proofErr w:type="spellStart"/>
+      <w:r>
+        <w:t>i</w:t>
+      </w:r>
+      <w:proofErr w:type="spellEnd"/>
+      <w:r>
+        <w:t xml:space="preserve">) returns SQL type constants from Types class, </w:t>
+      </w:r>
+      <w:proofErr w:type="spellStart"/>
+      <w:r>
+        <w:t>getColumnTypeName</w:t>
+      </w:r>
+      <w:proofErr w:type="spellEnd"/>
+      <w:r>
+        <w:t>(</w:t>
+      </w:r>
+      <w:proofErr w:type="spellStart"/>
+      <w:r>
+        <w:t>i</w:t>
+      </w:r>
+      <w:proofErr w:type="spellEnd"/>
+      <w:r>
+        <w:t xml:space="preserve">) provides database-specific type names. Additional methods include </w:t>
+      </w:r>
+      <w:proofErr w:type="spellStart"/>
+      <w:r>
+        <w:t>getColumnDisplaySize</w:t>
+      </w:r>
+      <w:proofErr w:type="spellEnd"/>
+      <w:r>
+        <w:t>(</w:t>
+      </w:r>
+      <w:proofErr w:type="spellStart"/>
+      <w:r>
+        <w:t>i</w:t>
+      </w:r>
+      <w:proofErr w:type="spellEnd"/>
+      <w:r>
+        <w:t xml:space="preserve">) for maximum width, </w:t>
+      </w:r>
+      <w:proofErr w:type="spellStart"/>
+      <w:r>
+        <w:t>getPrecision</w:t>
+      </w:r>
+      <w:proofErr w:type="spellEnd"/>
+      <w:r>
+        <w:t>(</w:t>
+      </w:r>
+      <w:proofErr w:type="spellStart"/>
+      <w:r>
+        <w:t>i</w:t>
+      </w:r>
+      <w:proofErr w:type="spellEnd"/>
+      <w:r>
+        <w:t xml:space="preserve">) and </w:t>
+      </w:r>
+      <w:proofErr w:type="spellStart"/>
+      <w:r>
+        <w:t>getScale</w:t>
+      </w:r>
+      <w:proofErr w:type="spellEnd"/>
+      <w:r>
+        <w:t>(</w:t>
+      </w:r>
+      <w:proofErr w:type="spellStart"/>
+      <w:r>
+        <w:t>i</w:t>
+      </w:r>
+      <w:proofErr w:type="spellEnd"/>
+      <w:r>
+        <w:t xml:space="preserve">) for numeric precision and decimal places, </w:t>
       </w:r>
       <w:proofErr w:type="spellStart"/>
       <w:r>
@@ -3469,43 +4235,6 @@
       </w:r>
       <w:proofErr w:type="spellEnd"/>
       <w:r>
-        <w:t>()</w:t>
-      </w:r>
-    </w:p>
-    <w:p>
-      <w:r>
-        <w:t xml:space="preserve">Obtained via </w:t>
-      </w:r>
-      <w:proofErr w:type="spellStart"/>
-      <w:r>
-        <w:t>resultSet.getMetaData</w:t>
-      </w:r>
-      <w:proofErr w:type="spellEnd"/>
-      <w:r>
-        <w:t xml:space="preserve">(), </w:t>
-      </w:r>
-      <w:proofErr w:type="spellStart"/>
-      <w:r>
-        <w:t>ResultSetMetaData</w:t>
-      </w:r>
-      <w:proofErr w:type="spellEnd"/>
-      <w:r>
-        <w:t xml:space="preserve"> is invaluable for building generic data access layers and reporting tools. The </w:t>
-      </w:r>
-      <w:proofErr w:type="spellStart"/>
-      <w:r>
-        <w:t>getColumnCount</w:t>
-      </w:r>
-      <w:proofErr w:type="spellEnd"/>
-      <w:r>
-        <w:t xml:space="preserve">() method returns the number of columns, essential for iteration. Column properties are accessed using 1-based indices: </w:t>
-      </w:r>
-      <w:proofErr w:type="spellStart"/>
-      <w:r>
-        <w:t>getColumnName</w:t>
-      </w:r>
-      <w:proofErr w:type="spellEnd"/>
-      <w:r>
         <w:t>(</w:t>
       </w:r>
       <w:proofErr w:type="spellStart"/>
@@ -3514,11 +4243,11 @@
       </w:r>
       <w:proofErr w:type="spellEnd"/>
       <w:r>
-        <w:t xml:space="preserve">) retrieves names, </w:t>
-      </w:r>
-      <w:proofErr w:type="spellStart"/>
-      <w:r>
-        <w:t>getColumnType</w:t>
+        <w:t xml:space="preserve">) indicating whether NULL values are allowed. The </w:t>
+      </w:r>
+      <w:proofErr w:type="spellStart"/>
+      <w:r>
+        <w:t>getColumnClassName</w:t>
       </w:r>
       <w:proofErr w:type="spellEnd"/>
       <w:r>
@@ -3530,11 +4259,11 @@
       </w:r>
       <w:proofErr w:type="spellEnd"/>
       <w:r>
-        <w:t xml:space="preserve">) returns SQL type constants from Types class, </w:t>
-      </w:r>
-      <w:proofErr w:type="spellStart"/>
-      <w:r>
-        <w:t>getColumnTypeName</w:t>
+        <w:t xml:space="preserve">) method returns the fully-qualified Java class name for the column, useful for reflection-based frameworks. Table origin information is available through </w:t>
+      </w:r>
+      <w:proofErr w:type="spellStart"/>
+      <w:r>
+        <w:t>getCatalogName</w:t>
       </w:r>
       <w:proofErr w:type="spellEnd"/>
       <w:r>
@@ -3546,11 +4275,11 @@
       </w:r>
       <w:proofErr w:type="spellEnd"/>
       <w:r>
-        <w:t xml:space="preserve">) provides database-specific type names. Additional methods include </w:t>
-      </w:r>
-      <w:proofErr w:type="spellStart"/>
-      <w:r>
-        <w:t>getColumnDisplaySize</w:t>
+        <w:t xml:space="preserve">), </w:t>
+      </w:r>
+      <w:proofErr w:type="spellStart"/>
+      <w:r>
+        <w:t>getSchemaName</w:t>
       </w:r>
       <w:proofErr w:type="spellEnd"/>
       <w:r>
@@ -3562,11 +4291,11 @@
       </w:r>
       <w:proofErr w:type="spellEnd"/>
       <w:r>
-        <w:t xml:space="preserve">) for maximum width, </w:t>
-      </w:r>
-      <w:proofErr w:type="spellStart"/>
-      <w:r>
-        <w:t>getPrecision</w:t>
+        <w:t xml:space="preserve">), and </w:t>
+      </w:r>
+      <w:proofErr w:type="spellStart"/>
+      <w:r>
+        <w:t>getTableName</w:t>
       </w:r>
       <w:proofErr w:type="spellEnd"/>
       <w:r>
@@ -3578,109 +4307,13 @@
       </w:r>
       <w:proofErr w:type="spellEnd"/>
       <w:r>
-        <w:t xml:space="preserve">) and </w:t>
-      </w:r>
-      <w:proofErr w:type="spellStart"/>
-      <w:r>
-        <w:t>getScale</w:t>
-      </w:r>
-      <w:proofErr w:type="spellEnd"/>
-      <w:r>
-        <w:t>(</w:t>
-      </w:r>
-      <w:proofErr w:type="spellStart"/>
-      <w:r>
-        <w:t>i</w:t>
-      </w:r>
-      <w:proofErr w:type="spellEnd"/>
-      <w:r>
-        <w:t xml:space="preserve">) for numeric precision and decimal places, </w:t>
-      </w:r>
-      <w:proofErr w:type="spellStart"/>
-      <w:r>
-        <w:t>isNullable</w:t>
-      </w:r>
-      <w:proofErr w:type="spellEnd"/>
-      <w:r>
-        <w:t>(</w:t>
-      </w:r>
-      <w:proofErr w:type="spellStart"/>
-      <w:r>
-        <w:t>i</w:t>
-      </w:r>
-      <w:proofErr w:type="spellEnd"/>
-      <w:r>
-        <w:t xml:space="preserve">) indicating whether NULL values are allowed. The </w:t>
-      </w:r>
-      <w:proofErr w:type="spellStart"/>
-      <w:r>
-        <w:t>getColumnClassName</w:t>
-      </w:r>
-      <w:proofErr w:type="spellEnd"/>
-      <w:r>
-        <w:t>(</w:t>
-      </w:r>
-      <w:proofErr w:type="spellStart"/>
-      <w:r>
-        <w:t>i</w:t>
-      </w:r>
-      <w:proofErr w:type="spellEnd"/>
-      <w:r>
-        <w:t xml:space="preserve">) method returns the fully-qualified Java class name for the column, useful for reflection-based frameworks. Table origin information is available through </w:t>
-      </w:r>
-      <w:proofErr w:type="spellStart"/>
-      <w:r>
-        <w:t>getCatalogName</w:t>
-      </w:r>
-      <w:proofErr w:type="spellEnd"/>
-      <w:r>
-        <w:t>(</w:t>
-      </w:r>
-      <w:proofErr w:type="spellStart"/>
-      <w:r>
-        <w:t>i</w:t>
-      </w:r>
-      <w:proofErr w:type="spellEnd"/>
-      <w:r>
-        <w:t xml:space="preserve">), </w:t>
-      </w:r>
-      <w:proofErr w:type="spellStart"/>
-      <w:r>
-        <w:t>getSchemaName</w:t>
-      </w:r>
-      <w:proofErr w:type="spellEnd"/>
-      <w:r>
-        <w:t>(</w:t>
-      </w:r>
-      <w:proofErr w:type="spellStart"/>
-      <w:r>
-        <w:t>i</w:t>
-      </w:r>
-      <w:proofErr w:type="spellEnd"/>
-      <w:r>
-        <w:t xml:space="preserve">), and </w:t>
-      </w:r>
-      <w:proofErr w:type="spellStart"/>
-      <w:r>
-        <w:t>getTableName</w:t>
-      </w:r>
-      <w:proofErr w:type="spellEnd"/>
-      <w:r>
-        <w:t>(</w:t>
-      </w:r>
-      <w:proofErr w:type="spellStart"/>
-      <w:r>
-        <w:t>i</w:t>
-      </w:r>
-      <w:proofErr w:type="spellEnd"/>
-      <w:r>
         <w:t>), though not all drivers support these. Metadata enables dynamic query result processing—applications can adapt to different query structures without hardcoding column information. This is particularly useful in database administration tools, reporting frameworks, and ORM implementations that need to handle arbitrary queries and map results to objects dynamically.</w:t>
       </w:r>
     </w:p>
     <w:p>
       <w:r>
         <w:pict w14:anchorId="0644B55A">
-          <v:rect id="_x0000_i1135" style="width:0;height:1.5pt" o:hralign="center" o:hrstd="t" o:hr="t" fillcolor="#a0a0a0" stroked="f"/>
+          <v:rect id="_x0000_i1029" style="width:0;height:1.5pt" o:hralign="center" o:hrstd="t" o:hr="t" fillcolor="#a0a0a0" stroked="f"/>
         </w:pict>
       </w:r>
     </w:p>
@@ -3806,12 +4439,17 @@
         <w:t xml:space="preserve"> for security and performance: prepare the SQL template with placeholders, set parameters using type-specific setters, and execute with </w:t>
       </w:r>
       <w:proofErr w:type="spellStart"/>
+      <w:proofErr w:type="gramStart"/>
       <w:r>
         <w:t>executeUpdate</w:t>
       </w:r>
       <w:proofErr w:type="spellEnd"/>
       <w:r>
-        <w:t xml:space="preserve">(). The return value indicates how many rows were affected—essential for verifying operation success. For INSERT operations, zero may indicate a constraint violation caught and handled gracefully. For UPDATE/DELETE, zero suggests no rows matched the WHERE clause, which might be legitimate or indicate logical errors. Generated keys can be retrieved after INSERT using </w:t>
+        <w:t>(</w:t>
+      </w:r>
+      <w:proofErr w:type="gramEnd"/>
+      <w:r>
+        <w:t xml:space="preserve">). The return value indicates how many rows were affected—essential for verifying operation success. For INSERT operations, zero may indicate a constraint violation caught and handled gracefully. For UPDATE/DELETE, zero suggests no rows matched the WHERE clause, which might be legitimate or indicate logical errors. Generated keys can be retrieved after INSERT using </w:t>
       </w:r>
       <w:proofErr w:type="spellStart"/>
       <w:r>
@@ -3822,6 +4460,7 @@
         <w:t xml:space="preserve"> flag: </w:t>
       </w:r>
       <w:proofErr w:type="spellStart"/>
+      <w:proofErr w:type="gramStart"/>
       <w:r>
         <w:t>prepareStatement</w:t>
       </w:r>
@@ -3830,6 +4469,7 @@
         <w:t>(</w:t>
       </w:r>
       <w:proofErr w:type="spellStart"/>
+      <w:proofErr w:type="gramEnd"/>
       <w:r>
         <w:t>sql</w:t>
       </w:r>
@@ -3846,12 +4486,17 @@
         <w:t xml:space="preserve">), then </w:t>
       </w:r>
       <w:proofErr w:type="spellStart"/>
+      <w:proofErr w:type="gramStart"/>
       <w:r>
         <w:t>getGeneratedKeys</w:t>
       </w:r>
       <w:proofErr w:type="spellEnd"/>
       <w:r>
-        <w:t xml:space="preserve">() returns a </w:t>
+        <w:t>(</w:t>
+      </w:r>
+      <w:proofErr w:type="gramEnd"/>
+      <w:r>
+        <w:t xml:space="preserve">) returns a </w:t>
       </w:r>
       <w:proofErr w:type="spellStart"/>
       <w:r>
@@ -3862,41 +4507,55 @@
         <w:t xml:space="preserve"> containing auto-generated primary keys. Batch updates dramatically improve performance for bulk operations—multiple statements share a single network round-trip. Add updates using </w:t>
       </w:r>
       <w:proofErr w:type="spellStart"/>
+      <w:proofErr w:type="gramStart"/>
       <w:r>
         <w:t>addBatch</w:t>
       </w:r>
       <w:proofErr w:type="spellEnd"/>
       <w:r>
-        <w:t xml:space="preserve">(), execute with </w:t>
-      </w:r>
-      <w:proofErr w:type="spellStart"/>
+        <w:t>(</w:t>
+      </w:r>
+      <w:proofErr w:type="gramEnd"/>
+      <w:r>
+        <w:t xml:space="preserve">), execute with </w:t>
+      </w:r>
+      <w:proofErr w:type="spellStart"/>
+      <w:proofErr w:type="gramStart"/>
       <w:r>
         <w:t>executeBatch</w:t>
       </w:r>
       <w:proofErr w:type="spellEnd"/>
       <w:r>
-        <w:t>() returning an integer array of individual row counts. Transaction management often accompanies updates: disable auto-commit, execute multiple updates, commit on success, or rollback on failure. Update execution should include comprehensive error handling for constraint violations, deadlocks, and timeout scenarios. Performance optimization involves proper indexing, batch processing, and minimizing update scope through precise WHERE clauses.</w:t>
-      </w:r>
-    </w:p>
-    <w:p>
-      <w:r>
-        <w:pict w14:anchorId="14EDE928">
-          <v:rect id="_x0000_i1136" style="width:0;height:1.5pt" o:hralign="center" o:hrstd="t" o:hr="t" fillcolor="#a0a0a0" stroked="f"/>
-        </w:pict>
-      </w:r>
-    </w:p>
-    <w:p>
-      <w:pPr>
-        <w:rPr>
-          <w:b/>
-          <w:bCs/>
-        </w:rPr>
-      </w:pPr>
-      <w:r>
-        <w:rPr>
-          <w:b/>
-          <w:bCs/>
-        </w:rPr>
+        <w:t>(</w:t>
+      </w:r>
+      <w:proofErr w:type="gramEnd"/>
+      <w:r>
+        <w:t xml:space="preserve">) returning an integer array of individual row counts. Transaction management often accompanies updates: disable auto-commit, execute multiple updates, commit on success, or rollback on failure. Update execution should include comprehensive error handling for constraint violations, deadlocks, and timeout scenarios. Performance optimization involves proper indexing, batch processing, and minimizing update scope through precise </w:t>
+      </w:r>
+      <w:proofErr w:type="gramStart"/>
+      <w:r>
+        <w:t>WHERE</w:t>
+      </w:r>
+      <w:proofErr w:type="gramEnd"/>
+      <w:r>
+        <w:t xml:space="preserve"> clauses.</w:t>
+      </w:r>
+    </w:p>
+    <w:p/>
+    <w:p/>
+    <w:p>
+      <w:pPr>
+        <w:rPr>
+          <w:b/>
+          <w:bCs/>
+        </w:rPr>
+      </w:pPr>
+      <w:r>
+        <w:rPr>
+          <w:b/>
+          <w:bCs/>
+        </w:rPr>
+        <w:lastRenderedPageBreak/>
         <w:t>17. Transaction Management</w:t>
       </w:r>
     </w:p>
@@ -3963,7 +4622,23 @@
       </w:r>
       <w:proofErr w:type="spellEnd"/>
       <w:r>
-        <w:t>(false), commit(), rollback()</w:t>
+        <w:t xml:space="preserve">(false), </w:t>
+      </w:r>
+      <w:proofErr w:type="gramStart"/>
+      <w:r>
+        <w:t>commit(</w:t>
+      </w:r>
+      <w:proofErr w:type="gramEnd"/>
+      <w:r>
+        <w:t xml:space="preserve">), </w:t>
+      </w:r>
+      <w:proofErr w:type="gramStart"/>
+      <w:r>
+        <w:t>rollback(</w:t>
+      </w:r>
+      <w:proofErr w:type="gramEnd"/>
+      <w:r>
+        <w:t>)</w:t>
       </w:r>
     </w:p>
     <w:p>
@@ -3986,12 +4661,17 @@
         <w:t xml:space="preserve">: Create intermediate commit points using </w:t>
       </w:r>
       <w:proofErr w:type="spellStart"/>
+      <w:proofErr w:type="gramStart"/>
       <w:r>
         <w:t>setSavepoint</w:t>
       </w:r>
       <w:proofErr w:type="spellEnd"/>
       <w:r>
-        <w:t>()</w:t>
+        <w:t>(</w:t>
+      </w:r>
+      <w:proofErr w:type="gramEnd"/>
+      <w:r>
+        <w:t>)</w:t>
       </w:r>
     </w:p>
     <w:p>
@@ -4017,26 +4697,32 @@
         <w:t xml:space="preserve">By default, JDBC connections operate in auto-commit mode where each SQL statement is automatically committed upon completion. For multi-statement transactions, disable auto-commit: </w:t>
       </w:r>
       <w:proofErr w:type="spellStart"/>
+      <w:proofErr w:type="gramStart"/>
       <w:r>
         <w:t>connection.setAutoCommit</w:t>
       </w:r>
       <w:proofErr w:type="spellEnd"/>
+      <w:proofErr w:type="gramEnd"/>
       <w:r>
         <w:t xml:space="preserve">(false). Execute all related statements, then explicitly call </w:t>
       </w:r>
       <w:proofErr w:type="spellStart"/>
+      <w:proofErr w:type="gramStart"/>
       <w:r>
         <w:t>connection.commit</w:t>
       </w:r>
       <w:proofErr w:type="spellEnd"/>
+      <w:proofErr w:type="gramEnd"/>
       <w:r>
         <w:t xml:space="preserve">() to make changes permanent or </w:t>
       </w:r>
       <w:proofErr w:type="spellStart"/>
+      <w:proofErr w:type="gramStart"/>
       <w:r>
         <w:t>connection.rollback</w:t>
       </w:r>
       <w:proofErr w:type="spellEnd"/>
+      <w:proofErr w:type="gramEnd"/>
       <w:r>
         <w:t xml:space="preserve">() to undo all changes since the last commit. Transaction blocks should be wrapped in try-catch-finally: execute updates in try, commit on success, rollback in catch on exceptions, and restore auto-commit in finally. </w:t>
       </w:r>
@@ -4046,15 +4732,7 @@
       </w:r>
       <w:proofErr w:type="spellEnd"/>
       <w:r>
-        <w:t xml:space="preserve"> provide finer control, allowing partial rollbacks: </w:t>
-      </w:r>
-      <w:proofErr w:type="spellStart"/>
-      <w:r>
-        <w:t>Savepoint</w:t>
-      </w:r>
-      <w:proofErr w:type="spellEnd"/>
-      <w:r>
-        <w:t xml:space="preserve"> </w:t>
+        <w:t xml:space="preserve"> provide finer control, allowing partial rollbacks: Savepoint </w:t>
       </w:r>
       <w:proofErr w:type="spellStart"/>
       <w:r>
@@ -4065,10 +4743,12 @@
         <w:t xml:space="preserve"> = </w:t>
       </w:r>
       <w:proofErr w:type="spellStart"/>
+      <w:proofErr w:type="gramStart"/>
       <w:r>
         <w:t>connection.setSavepoint</w:t>
       </w:r>
       <w:proofErr w:type="spellEnd"/>
+      <w:proofErr w:type="gramEnd"/>
       <w:r>
         <w:t>(), then rollback(</w:t>
       </w:r>
@@ -4081,10 +4761,12 @@
         <w:t xml:space="preserve">) undoes changes to that point. Transaction isolation levels control how changes are visible between concurrent transactions: READ_UNCOMMITTED (allows dirty reads), READ_COMMITTED (prevents dirty reads), REPEATABLE_READ (prevents non-repeatable reads), SERIALIZABLE (full isolation). Set using </w:t>
       </w:r>
       <w:proofErr w:type="spellStart"/>
+      <w:proofErr w:type="gramStart"/>
       <w:r>
         <w:t>connection.setTransactionIsolation</w:t>
       </w:r>
       <w:proofErr w:type="spellEnd"/>
+      <w:proofErr w:type="gramEnd"/>
       <w:r>
         <w:t>(level). Higher isolation prevents anomalies but may reduce concurrency and performance. Transaction boundaries should match business operation boundaries—financial transfers, order processing, or inventory updates require transactional consistency. Proper transaction management prevents data corruption, ensures business rule compliance, and maintains referential integrity across related tables.</w:t>
       </w:r>
@@ -7292,6 +7974,7 @@
   <w:style w:type="character" w:default="1" w:styleId="DefaultParagraphFont">
     <w:name w:val="Default Paragraph Font"/>
     <w:uiPriority w:val="1"/>
+    <w:semiHidden/>
     <w:unhideWhenUsed/>
   </w:style>
   <w:style w:type="table" w:default="1" w:styleId="TableNormal">
